--- a/Сайт с ивентами.docx
+++ b/Сайт с ивентами.docx
@@ -1,6 +1,6 @@
 
 <file path=word/document.xml><?xml version="1.0" encoding="utf-8"?>
-<w:document xmlns:wpc="http://schemas.microsoft.com/office/word/2010/wordprocessingCanvas" xmlns:cx="http://schemas.microsoft.com/office/drawing/2014/chartex" xmlns:cx1="http://schemas.microsoft.com/office/drawing/2015/9/8/chartex" xmlns:cx2="http://schemas.microsoft.com/office/drawing/2015/10/21/chartex" xmlns:cx3="http://schemas.microsoft.com/office/drawing/2016/5/9/chartex" xmlns:cx4="http://schemas.microsoft.com/office/drawing/2016/5/10/chartex" xmlns:cx5="http://schemas.microsoft.com/office/drawing/2016/5/11/chartex" xmlns:cx6="http://schemas.microsoft.com/office/drawing/2016/5/12/chartex" xmlns:cx7="http://schemas.microsoft.com/office/drawing/2016/5/13/chartex" xmlns:cx8="http://schemas.microsoft.com/office/drawing/2016/5/14/chartex" xmlns:mc="http://schemas.openxmlformats.org/markup-compatibility/2006" xmlns:aink="http://schemas.microsoft.com/office/drawing/2016/ink" xmlns:am3d="http://schemas.microsoft.com/office/drawing/2017/model3d" xmlns:o="urn:schemas-microsoft-com:office:office" xmlns:oel="http://schemas.microsoft.com/office/2019/extlst" xmlns:r="http://schemas.openxmlformats.org/officeDocument/2006/relationships" xmlns:m="http://schemas.openxmlformats.org/officeDocument/2006/math" xmlns:v="urn:schemas-microsoft-com:vml" xmlns:wp14="http://schemas.microsoft.com/office/word/2010/wordprocessingDrawing" xmlns:wp="http://schemas.openxmlformats.org/drawingml/2006/wordprocessingDrawing" xmlns:w10="urn:schemas-microsoft-com:office:word" xmlns:w="http://schemas.openxmlformats.org/wordprocessingml/2006/main" xmlns:w14="http://schemas.microsoft.com/office/word/2010/wordml" xmlns:w15="http://schemas.microsoft.com/office/word/2012/wordml" xmlns:w16cex="http://schemas.microsoft.com/office/word/2018/wordml/cex" xmlns:w16cid="http://schemas.microsoft.com/office/word/2016/wordml/cid" xmlns:w16="http://schemas.microsoft.com/office/word/2018/wordml" xmlns:w16sdtdh="http://schemas.microsoft.com/office/word/2020/wordml/sdtdatahash" xmlns:w16se="http://schemas.microsoft.com/office/word/2015/wordml/symex" xmlns:wpg="http://schemas.microsoft.com/office/word/2010/wordprocessingGroup" xmlns:wpi="http://schemas.microsoft.com/office/word/2010/wordprocessingInk" xmlns:wne="http://schemas.microsoft.com/office/word/2006/wordml" xmlns:wps="http://schemas.microsoft.com/office/word/2010/wordprocessingShape" mc:Ignorable="w14 w15 w16se w16cid w16 w16cex w16sdtdh wp14">
+<w:document xmlns:wpc="http://schemas.microsoft.com/office/word/2010/wordprocessingCanvas" xmlns:mc="http://schemas.openxmlformats.org/markup-compatibility/2006" xmlns:o="urn:schemas-microsoft-com:office:office" xmlns:r="http://schemas.openxmlformats.org/officeDocument/2006/relationships" xmlns:m="http://schemas.openxmlformats.org/officeDocument/2006/math" xmlns:v="urn:schemas-microsoft-com:vml" xmlns:wp14="http://schemas.microsoft.com/office/word/2010/wordprocessingDrawing" xmlns:wp="http://schemas.openxmlformats.org/drawingml/2006/wordprocessingDrawing" xmlns:w10="urn:schemas-microsoft-com:office:word" xmlns:w="http://schemas.openxmlformats.org/wordprocessingml/2006/main" xmlns:w14="http://schemas.microsoft.com/office/word/2010/wordml" xmlns:wpg="http://schemas.microsoft.com/office/word/2010/wordprocessingGroup" xmlns:wpi="http://schemas.microsoft.com/office/word/2010/wordprocessingInk" xmlns:wne="http://schemas.microsoft.com/office/word/2006/wordml" xmlns:wps="http://schemas.microsoft.com/office/word/2010/wordprocessingShape" mc:Ignorable="w14 wp14">
   <w:body>
     <w:p>
       <w:pPr>
@@ -13,7 +13,21 @@
         <w:rPr>
           <w:rFonts w:cs="Times New Roman"/>
         </w:rPr>
-        <w:t>Сайт с ивентами и поиском единомышленников</w:t>
+        <w:t xml:space="preserve">Сайт с </w:t>
+      </w:r>
+      <w:proofErr w:type="spellStart"/>
+      <w:r>
+        <w:rPr>
+          <w:rFonts w:cs="Times New Roman"/>
+        </w:rPr>
+        <w:t>ивентами</w:t>
+      </w:r>
+      <w:proofErr w:type="spellEnd"/>
+      <w:r>
+        <w:rPr>
+          <w:rFonts w:cs="Times New Roman"/>
+        </w:rPr>
+        <w:t xml:space="preserve"> и поиском единомышленников</w:t>
       </w:r>
     </w:p>
     <w:p>
@@ -269,7 +283,21 @@
         <w:rPr>
           <w:rFonts w:cs="Times New Roman"/>
         </w:rPr>
-        <w:t>календарь ивентов.</w:t>
+        <w:t xml:space="preserve">календарь </w:t>
+      </w:r>
+      <w:proofErr w:type="spellStart"/>
+      <w:r>
+        <w:rPr>
+          <w:rFonts w:cs="Times New Roman"/>
+        </w:rPr>
+        <w:t>ивентов</w:t>
+      </w:r>
+      <w:proofErr w:type="spellEnd"/>
+      <w:r>
+        <w:rPr>
+          <w:rFonts w:cs="Times New Roman"/>
+        </w:rPr>
+        <w:t>.</w:t>
       </w:r>
     </w:p>
     <w:p>
@@ -339,36 +367,836 @@
         <w:rPr>
           <w:rFonts w:cs="Times New Roman"/>
         </w:rPr>
-        <w:t>) Военмех карьера</w:t>
-      </w:r>
-    </w:p>
-    <w:p>
-      <w:pPr>
-        <w:ind w:firstLine="709"/>
-        <w:rPr>
-          <w:rFonts w:cs="Times New Roman"/>
-        </w:rPr>
-      </w:pPr>
-      <w:r>
-        <w:rPr>
-          <w:rFonts w:cs="Times New Roman"/>
-        </w:rPr>
-        <w:t xml:space="preserve">Единая экосистема для студентов и вуза, объединяющая агрегатор университетских мероприятий с умным AI-подбором участников. Платформа решает проблему фрагментации студенческой жизни и поиска команды: алгоритмы на базе ИИ анализируют интересы, стек и цели студентов для точного подбора единомышленников под проекты и </w:t>
+        <w:t xml:space="preserve">) </w:t>
       </w:r>
       <w:proofErr w:type="spellStart"/>
       <w:r>
         <w:rPr>
           <w:rFonts w:cs="Times New Roman"/>
         </w:rPr>
-        <w:t>хакатоны</w:t>
+        <w:t>Военмех</w:t>
       </w:r>
       <w:proofErr w:type="spellEnd"/>
       <w:r>
         <w:rPr>
           <w:rFonts w:cs="Times New Roman"/>
         </w:rPr>
-        <w:t>, а ВУЗы получают современный инструмент управления событиями и аналитики вовлеченности.</w:t>
-      </w:r>
+        <w:t xml:space="preserve"> карьера</w:t>
+      </w:r>
+    </w:p>
+    <w:p>
+      <w:pPr>
+        <w:ind w:firstLine="709"/>
+        <w:rPr>
+          <w:rFonts w:cs="Times New Roman"/>
+        </w:rPr>
+      </w:pPr>
+      <w:r>
+        <w:rPr>
+          <w:rFonts w:cs="Times New Roman"/>
+        </w:rPr>
+        <w:t>4</w:t>
+      </w:r>
+      <w:r>
+        <w:rPr>
+          <w:rFonts w:cs="Times New Roman"/>
+        </w:rPr>
+        <w:t xml:space="preserve">) Подпольная подписка на </w:t>
+      </w:r>
+      <w:proofErr w:type="spellStart"/>
+      <w:r>
+        <w:rPr>
+          <w:rFonts w:cs="Times New Roman"/>
+        </w:rPr>
+        <w:t>курсачи</w:t>
+      </w:r>
+      <w:proofErr w:type="spellEnd"/>
+      <w:r>
+        <w:rPr>
+          <w:rFonts w:cs="Times New Roman"/>
+        </w:rPr>
+        <w:t xml:space="preserve"> </w:t>
+      </w:r>
+    </w:p>
+    <w:p>
+      <w:pPr>
+        <w:ind w:firstLine="709"/>
+        <w:rPr>
+          <w:rFonts w:cs="Times New Roman"/>
+        </w:rPr>
+      </w:pPr>
+    </w:p>
+    <w:p>
+      <w:pPr>
+        <w:ind w:firstLine="709"/>
+        <w:rPr>
+          <w:rFonts w:cs="Times New Roman"/>
+        </w:rPr>
+      </w:pPr>
+    </w:p>
+    <w:p>
+      <w:pPr>
+        <w:spacing w:line="276" w:lineRule="auto"/>
+        <w:jc w:val="left"/>
+        <w:rPr>
+          <w:rFonts w:cs="Times New Roman"/>
+        </w:rPr>
+      </w:pPr>
+      <w:r>
+        <w:rPr>
+          <w:rFonts w:cs="Times New Roman"/>
+        </w:rPr>
+        <w:br w:type="page"/>
+      </w:r>
+    </w:p>
+    <w:p>
+      <w:pPr>
+        <w:ind w:firstLine="709"/>
+        <w:rPr>
+          <w:rFonts w:cs="Times New Roman"/>
+        </w:rPr>
+      </w:pPr>
+      <w:proofErr w:type="spellStart"/>
+      <w:r>
+        <w:rPr>
+          <w:rFonts w:cs="Times New Roman"/>
+        </w:rPr>
+        <w:lastRenderedPageBreak/>
+        <w:t>Записульки</w:t>
+      </w:r>
+      <w:proofErr w:type="spellEnd"/>
+    </w:p>
+    <w:p>
+      <w:pPr>
+        <w:ind w:firstLine="709"/>
+        <w:rPr>
+          <w:rFonts w:cs="Times New Roman"/>
+        </w:rPr>
+      </w:pPr>
+      <w:proofErr w:type="spellStart"/>
+      <w:r>
+        <w:rPr>
+          <w:rFonts w:cs="Times New Roman"/>
+        </w:rPr>
+        <w:t>Созвон</w:t>
+      </w:r>
+      <w:proofErr w:type="spellEnd"/>
+      <w:r>
+        <w:rPr>
+          <w:rFonts w:cs="Times New Roman"/>
+        </w:rPr>
+        <w:t>: 20.10.26</w:t>
+      </w:r>
+    </w:p>
+    <w:p>
+      <w:pPr>
+        <w:ind w:firstLine="709"/>
+        <w:rPr>
+          <w:rFonts w:cs="Times New Roman"/>
+        </w:rPr>
+      </w:pPr>
+      <w:r>
+        <w:rPr>
+          <w:rFonts w:cs="Times New Roman"/>
+        </w:rPr>
+        <w:t>Выступление: 23.10.26</w:t>
+      </w:r>
+    </w:p>
+    <w:p>
+      <w:pPr>
+        <w:ind w:firstLine="709"/>
+        <w:rPr>
+          <w:rFonts w:cs="Times New Roman"/>
+        </w:rPr>
+      </w:pPr>
+      <w:r>
+        <w:rPr>
+          <w:rFonts w:cs="Times New Roman"/>
+        </w:rPr>
+        <w:t xml:space="preserve">Нужно сделать к </w:t>
+      </w:r>
+      <w:proofErr w:type="spellStart"/>
+      <w:r>
+        <w:rPr>
+          <w:rFonts w:cs="Times New Roman"/>
+        </w:rPr>
+        <w:t>созвону</w:t>
+      </w:r>
+      <w:proofErr w:type="spellEnd"/>
+      <w:r>
+        <w:rPr>
+          <w:rFonts w:cs="Times New Roman"/>
+        </w:rPr>
+        <w:t>:</w:t>
+      </w:r>
+    </w:p>
+    <w:p>
+      <w:pPr>
+        <w:ind w:firstLine="709"/>
+        <w:rPr>
+          <w:rFonts w:cs="Times New Roman"/>
+        </w:rPr>
+      </w:pPr>
+      <w:r>
+        <w:rPr>
+          <w:rFonts w:cs="Times New Roman"/>
+        </w:rPr>
+        <w:t>1) Черновик презентации</w:t>
+      </w:r>
+    </w:p>
+    <w:p>
+      <w:pPr>
+        <w:ind w:firstLine="709"/>
+        <w:rPr>
+          <w:rFonts w:cs="Times New Roman"/>
+        </w:rPr>
+      </w:pPr>
+      <w:r>
+        <w:rPr>
+          <w:rFonts w:cs="Times New Roman"/>
+        </w:rPr>
+        <w:t xml:space="preserve">2) </w:t>
+      </w:r>
+    </w:p>
+    <w:p>
+      <w:pPr>
+        <w:ind w:firstLine="709"/>
+        <w:rPr>
+          <w:rFonts w:cs="Times New Roman"/>
+        </w:rPr>
+      </w:pPr>
+      <w:r>
+        <w:rPr>
+          <w:rFonts w:cs="Times New Roman"/>
+        </w:rPr>
+        <w:t>Нужно сделать</w:t>
+      </w:r>
+      <w:r>
+        <w:rPr>
+          <w:rFonts w:cs="Times New Roman"/>
+        </w:rPr>
+        <w:t xml:space="preserve"> к выступлению</w:t>
+      </w:r>
+      <w:r>
+        <w:rPr>
+          <w:rFonts w:cs="Times New Roman"/>
+        </w:rPr>
+        <w:t>:</w:t>
+      </w:r>
+    </w:p>
+    <w:p>
+      <w:pPr>
+        <w:ind w:firstLine="709"/>
+        <w:rPr>
+          <w:rFonts w:cs="Times New Roman"/>
+        </w:rPr>
+      </w:pPr>
+      <w:r>
+        <w:rPr>
+          <w:rFonts w:cs="Times New Roman"/>
+        </w:rPr>
+        <w:t xml:space="preserve">1) </w:t>
+      </w:r>
+    </w:p>
+    <w:p>
+      <w:pPr>
+        <w:ind w:firstLine="709"/>
+        <w:rPr>
+          <w:rFonts w:cs="Times New Roman"/>
+        </w:rPr>
+      </w:pPr>
+      <w:r>
+        <w:rPr>
+          <w:rFonts w:cs="Times New Roman"/>
+        </w:rPr>
+        <w:t>Необходимо ответить на следующие вопросы:</w:t>
+      </w:r>
+    </w:p>
+    <w:p>
+      <w:pPr>
+        <w:ind w:firstLine="709"/>
+        <w:rPr>
+          <w:rFonts w:cs="Times New Roman"/>
+          <w:lang w:val="en-US"/>
+        </w:rPr>
+      </w:pPr>
+      <w:r>
+        <w:rPr>
+          <w:rFonts w:cs="Times New Roman"/>
+        </w:rPr>
+        <w:t>1) Что создать</w:t>
+      </w:r>
+      <w:r>
+        <w:rPr>
+          <w:rFonts w:cs="Times New Roman"/>
+          <w:lang w:val="en-US"/>
+        </w:rPr>
+        <w:t>?</w:t>
+      </w:r>
+    </w:p>
+    <w:p>
+      <w:pPr>
+        <w:ind w:firstLine="709"/>
+        <w:rPr>
+          <w:rFonts w:cs="Times New Roman"/>
+          <w:lang w:val="en-US"/>
+        </w:rPr>
+      </w:pPr>
+      <w:r>
+        <w:rPr>
+          <w:rFonts w:cs="Times New Roman"/>
+        </w:rPr>
+        <w:t>2) С кем интегрировать</w:t>
+      </w:r>
+      <w:r>
+        <w:rPr>
+          <w:rFonts w:cs="Times New Roman"/>
+          <w:lang w:val="en-US"/>
+        </w:rPr>
+        <w:t>?</w:t>
+      </w:r>
+    </w:p>
+    <w:p>
+      <w:pPr>
+        <w:ind w:firstLine="709"/>
+        <w:rPr>
+          <w:rFonts w:cs="Times New Roman"/>
+        </w:rPr>
+      </w:pPr>
+      <w:r>
+        <w:rPr>
+          <w:rFonts w:cs="Times New Roman"/>
+        </w:rPr>
+        <w:t>3) Какой формат взаимодействия</w:t>
+      </w:r>
+      <w:r>
+        <w:rPr>
+          <w:rFonts w:cs="Times New Roman"/>
+          <w:lang w:val="en-US"/>
+        </w:rPr>
+        <w:t>?</w:t>
+      </w:r>
+    </w:p>
+    <w:p>
+      <w:pPr>
+        <w:ind w:firstLine="709"/>
+        <w:rPr>
+          <w:rFonts w:cs="Times New Roman"/>
+        </w:rPr>
+      </w:pPr>
+      <w:r>
+        <w:rPr>
+          <w:rFonts w:cs="Times New Roman"/>
+        </w:rPr>
+        <w:t>4) Как сделать удобство для студ. совета</w:t>
+      </w:r>
+      <w:r>
+        <w:rPr>
+          <w:rFonts w:cs="Times New Roman"/>
+        </w:rPr>
+        <w:t>?</w:t>
+      </w:r>
+    </w:p>
+    <w:p>
+      <w:pPr>
+        <w:ind w:firstLine="709"/>
+        <w:rPr>
+          <w:rFonts w:cs="Times New Roman"/>
+        </w:rPr>
+      </w:pPr>
+      <w:r>
+        <w:rPr>
+          <w:rFonts w:cs="Times New Roman"/>
+        </w:rPr>
+        <w:t>5) Возможные риски</w:t>
+      </w:r>
+    </w:p>
+    <w:p>
+      <w:pPr>
+        <w:ind w:firstLine="709"/>
+        <w:rPr>
+          <w:rFonts w:cs="Times New Roman"/>
+          <w:lang w:val="en-US"/>
+        </w:rPr>
+      </w:pPr>
+      <w:r>
+        <w:rPr>
+          <w:rFonts w:cs="Times New Roman"/>
+        </w:rPr>
+        <w:t xml:space="preserve">Студенты </w:t>
+      </w:r>
+      <w:hyperlink r:id="rId6" w:history="1">
+        <w:r>
+          <w:rPr>
+            <w:rStyle w:val="a4"/>
+            <w:rFonts w:cs="Times New Roman"/>
+          </w:rPr>
+          <w:t>https://docs.google.com/forms/d/e/1FAIpQLSfh4hCXajq34a8Vl29SWjHrxz-_JjMIU3NhYKTUQKHZwNVNhw/viewform?usp=publish-editor</w:t>
+        </w:r>
+      </w:hyperlink>
+    </w:p>
+    <w:p>
+      <w:pPr>
+        <w:ind w:firstLine="709"/>
+        <w:rPr>
+          <w:rFonts w:cs="Times New Roman"/>
+          <w:lang w:val="en-US"/>
+        </w:rPr>
+      </w:pPr>
+      <w:proofErr w:type="spellStart"/>
+      <w:r>
+        <w:rPr>
+          <w:rFonts w:cs="Times New Roman"/>
+        </w:rPr>
+        <w:t>Студсовет</w:t>
+      </w:r>
+      <w:proofErr w:type="spellEnd"/>
+    </w:p>
+    <w:p>
+      <w:pPr>
+        <w:ind w:firstLine="709"/>
+        <w:rPr>
+          <w:rFonts w:cs="Times New Roman"/>
+          <w:lang w:val="en-US"/>
+        </w:rPr>
+      </w:pPr>
+      <w:r>
+        <w:rPr>
+          <w:rFonts w:cs="Times New Roman"/>
+          <w:lang w:val="en-US"/>
+        </w:rPr>
+        <w:t>https://docs.google.com/forms/d/e/1FAIpQLSfhTHkDuxd6YOqoqObcPXKAuaSs58EHwYFkBI9IEltx18blAg/viewform?usp=publish-editor</w:t>
+      </w:r>
+    </w:p>
+    <w:p>
+      <w:pPr>
+        <w:spacing w:line="276" w:lineRule="auto"/>
+        <w:jc w:val="left"/>
+        <w:rPr>
+          <w:rFonts w:cs="Times New Roman"/>
+        </w:rPr>
+      </w:pPr>
+      <w:r>
+        <w:rPr>
+          <w:rFonts w:cs="Times New Roman"/>
+          <w:lang w:val="en-US"/>
+        </w:rPr>
+        <w:br w:type="page"/>
+      </w:r>
+    </w:p>
+    <w:p>
+      <w:pPr>
+        <w:pStyle w:val="2"/>
+        <w:ind w:firstLine="851"/>
+        <w:rPr>
+          <w:color w:val="auto"/>
+          <w:sz w:val="28"/>
+          <w:szCs w:val="28"/>
+        </w:rPr>
+      </w:pPr>
+      <w:r>
+        <w:rPr>
+          <w:color w:val="auto"/>
+          <w:sz w:val="28"/>
+          <w:szCs w:val="28"/>
+        </w:rPr>
+        <w:lastRenderedPageBreak/>
+        <w:t xml:space="preserve"> «Мне есть с кем пойти»</w:t>
+      </w:r>
+    </w:p>
+    <w:p>
+      <w:pPr>
+        <w:pStyle w:val="a5"/>
+        <w:spacing w:line="360" w:lineRule="auto"/>
+        <w:ind w:firstLine="851"/>
+        <w:jc w:val="both"/>
+        <w:rPr>
+          <w:sz w:val="28"/>
+          <w:szCs w:val="28"/>
+        </w:rPr>
+      </w:pPr>
+      <w:r>
+        <w:rPr>
+          <w:sz w:val="28"/>
+          <w:szCs w:val="28"/>
+        </w:rPr>
+        <w:t>Не просто искать людей по интересам, а находить компанию на конкретное мероприятие.</w:t>
+      </w:r>
+    </w:p>
+    <w:p>
+      <w:pPr>
+        <w:pStyle w:val="a5"/>
+        <w:spacing w:line="360" w:lineRule="auto"/>
+        <w:ind w:firstLine="851"/>
+        <w:jc w:val="both"/>
+        <w:rPr>
+          <w:sz w:val="28"/>
+          <w:szCs w:val="28"/>
+        </w:rPr>
+      </w:pPr>
+      <w:r>
+        <w:rPr>
+          <w:sz w:val="28"/>
+          <w:szCs w:val="28"/>
+        </w:rPr>
+        <w:t>Как работает: студент находит мероприятие, нажимает «Хочу пойти, ищу компанию», выбирает подходящих людей или небольшую группу. Можно заранее создать общий чат и договориться встретиться у входа.</w:t>
+      </w:r>
+    </w:p>
+    <w:p>
+      <w:pPr>
+        <w:pStyle w:val="a5"/>
+        <w:spacing w:line="360" w:lineRule="auto"/>
+        <w:ind w:firstLine="851"/>
+        <w:jc w:val="both"/>
+        <w:rPr>
+          <w:sz w:val="28"/>
+          <w:szCs w:val="28"/>
+        </w:rPr>
+      </w:pPr>
+      <w:r>
+        <w:rPr>
+          <w:sz w:val="28"/>
+          <w:szCs w:val="28"/>
+        </w:rPr>
+        <w:t>Какую проблему решает: «Мне интересно это мероприятие, но одному идти неловко, а друзья не хотят».</w:t>
+      </w:r>
+    </w:p>
+    <w:p>
+      <w:pPr>
+        <w:pStyle w:val="a5"/>
+        <w:spacing w:line="360" w:lineRule="auto"/>
+        <w:ind w:firstLine="851"/>
+        <w:jc w:val="both"/>
+        <w:rPr>
+          <w:sz w:val="28"/>
+          <w:szCs w:val="28"/>
+        </w:rPr>
+      </w:pPr>
+      <w:r>
+        <w:rPr>
+          <w:sz w:val="28"/>
+          <w:szCs w:val="28"/>
+        </w:rPr>
+        <w:t xml:space="preserve">Почему это лучше обычного </w:t>
+      </w:r>
+      <w:proofErr w:type="spellStart"/>
+      <w:r>
+        <w:rPr>
+          <w:sz w:val="28"/>
+          <w:szCs w:val="28"/>
+        </w:rPr>
+        <w:t>Tinder</w:t>
+      </w:r>
+      <w:proofErr w:type="spellEnd"/>
+      <w:r>
+        <w:rPr>
+          <w:sz w:val="28"/>
+          <w:szCs w:val="28"/>
+        </w:rPr>
+        <w:t xml:space="preserve">-подобного </w:t>
+      </w:r>
+      <w:proofErr w:type="spellStart"/>
+      <w:r>
+        <w:rPr>
+          <w:sz w:val="28"/>
+          <w:szCs w:val="28"/>
+        </w:rPr>
+        <w:t>свайпа</w:t>
+      </w:r>
+      <w:proofErr w:type="spellEnd"/>
+      <w:r>
+        <w:rPr>
+          <w:sz w:val="28"/>
+          <w:szCs w:val="28"/>
+        </w:rPr>
+        <w:t>: у знакомства сразу есть повод, место и общая цель. Не нужно придумывать, о чём написать незнакомцу.</w:t>
+      </w:r>
+    </w:p>
+    <w:p>
+      <w:pPr>
+        <w:pStyle w:val="a5"/>
+        <w:spacing w:line="360" w:lineRule="auto"/>
+        <w:ind w:firstLine="851"/>
+        <w:jc w:val="both"/>
+        <w:rPr>
+          <w:sz w:val="28"/>
+          <w:szCs w:val="28"/>
+        </w:rPr>
+      </w:pPr>
+      <w:r>
+        <w:rPr>
+          <w:sz w:val="28"/>
+          <w:szCs w:val="28"/>
+        </w:rPr>
+        <w:t xml:space="preserve">Риск: похожие концепции уже существуют. Например, </w:t>
+      </w:r>
+      <w:proofErr w:type="spellStart"/>
+      <w:r>
+        <w:rPr>
+          <w:sz w:val="28"/>
+          <w:szCs w:val="28"/>
+        </w:rPr>
+        <w:t>Klik</w:t>
+      </w:r>
+      <w:proofErr w:type="spellEnd"/>
+      <w:r>
+        <w:rPr>
+          <w:sz w:val="28"/>
+          <w:szCs w:val="28"/>
+        </w:rPr>
+        <w:t xml:space="preserve"> объединяет поиск мероприятий с поиском людей для совместного посещения, а студенческий проект </w:t>
+      </w:r>
+      <w:proofErr w:type="spellStart"/>
+      <w:r>
+        <w:rPr>
+          <w:sz w:val="28"/>
+          <w:szCs w:val="28"/>
+        </w:rPr>
+        <w:t>Meet</w:t>
+      </w:r>
+      <w:proofErr w:type="spellEnd"/>
+      <w:r>
+        <w:rPr>
+          <w:sz w:val="28"/>
+          <w:szCs w:val="28"/>
+        </w:rPr>
+        <w:t xml:space="preserve">! также делает акцент на том, чтобы не приходить одному. </w:t>
+      </w:r>
+    </w:p>
+    <w:p>
+      <w:pPr>
+        <w:pStyle w:val="a5"/>
+        <w:spacing w:line="360" w:lineRule="auto"/>
+        <w:ind w:firstLine="851"/>
+        <w:jc w:val="both"/>
+        <w:rPr>
+          <w:sz w:val="28"/>
+          <w:szCs w:val="28"/>
+        </w:rPr>
+      </w:pPr>
+      <w:r>
+        <w:rPr>
+          <w:sz w:val="28"/>
+          <w:szCs w:val="28"/>
+        </w:rPr>
+        <w:t>Поэтому преимущество должно быть не в самой функции, а в том, насколько хорошо она работает именно внутри вашего вуза.</w:t>
+      </w:r>
+    </w:p>
+    <w:p>
+      <w:pPr>
+        <w:pStyle w:val="a5"/>
+        <w:spacing w:line="360" w:lineRule="auto"/>
+        <w:ind w:firstLine="851"/>
+        <w:jc w:val="both"/>
+        <w:rPr>
+          <w:sz w:val="28"/>
+          <w:szCs w:val="28"/>
+        </w:rPr>
+      </w:pPr>
+      <w:r>
+        <w:rPr>
+          <w:sz w:val="28"/>
+          <w:szCs w:val="28"/>
+        </w:rPr>
+        <w:t xml:space="preserve">Ну и </w:t>
+      </w:r>
+      <w:proofErr w:type="spellStart"/>
+      <w:r>
+        <w:rPr>
+          <w:sz w:val="28"/>
+          <w:szCs w:val="28"/>
+        </w:rPr>
+        <w:t>кнш</w:t>
+      </w:r>
+      <w:proofErr w:type="spellEnd"/>
+      <w:r>
+        <w:rPr>
+          <w:sz w:val="28"/>
+          <w:szCs w:val="28"/>
+        </w:rPr>
+        <w:t xml:space="preserve"> отчетность для студсовета.</w:t>
+      </w:r>
+      <w:bookmarkStart w:id="0" w:name="_GoBack"/>
+      <w:bookmarkEnd w:id="0"/>
+    </w:p>
+    <w:p>
+      <w:pPr>
+        <w:spacing w:line="276" w:lineRule="auto"/>
+        <w:jc w:val="left"/>
+        <w:rPr>
+          <w:rFonts w:cs="Times New Roman"/>
+        </w:rPr>
+      </w:pPr>
+    </w:p>
+    <w:p>
+      <w:pPr>
+        <w:spacing w:line="276" w:lineRule="auto"/>
+        <w:jc w:val="left"/>
+        <w:rPr>
+          <w:rFonts w:cs="Times New Roman"/>
+        </w:rPr>
+      </w:pPr>
+      <w:r>
+        <w:rPr>
+          <w:rFonts w:cs="Times New Roman"/>
+        </w:rPr>
+        <w:br w:type="page"/>
+      </w:r>
+    </w:p>
+    <w:p>
+      <w:pPr>
+        <w:spacing w:line="276" w:lineRule="auto"/>
+        <w:jc w:val="left"/>
+        <w:rPr>
+          <w:rFonts w:cs="Times New Roman"/>
+        </w:rPr>
+      </w:pPr>
+    </w:p>
+    <w:p>
+      <w:pPr>
+        <w:ind w:firstLine="709"/>
+        <w:rPr>
+          <w:rFonts w:cs="Times New Roman"/>
+        </w:rPr>
+      </w:pPr>
+      <w:r>
+        <w:rPr>
+          <w:rFonts w:cs="Times New Roman"/>
+        </w:rPr>
+        <w:t>1) Мы делаем продукт (какой продукт?). Например – кроссплатформенное приложение (1, 2 предложения о сути продукта).</w:t>
+      </w:r>
+    </w:p>
+    <w:p>
+      <w:pPr>
+        <w:ind w:firstLine="709"/>
+        <w:rPr>
+          <w:rFonts w:cs="Times New Roman"/>
+        </w:rPr>
+      </w:pPr>
+      <w:r>
+        <w:rPr>
+          <w:rFonts w:cs="Times New Roman"/>
+        </w:rPr>
+        <w:t>2) Для какой аудитории</w:t>
+      </w:r>
+      <w:r>
+        <w:rPr>
+          <w:rFonts w:cs="Times New Roman"/>
+        </w:rPr>
+        <w:t>?</w:t>
+      </w:r>
+      <w:r>
+        <w:rPr>
+          <w:rFonts w:cs="Times New Roman"/>
+        </w:rPr>
+        <w:t xml:space="preserve"> Несколько сегментов в виде таблицы (1, 2 курс конвертирование сегментов).</w:t>
+      </w:r>
+    </w:p>
+    <w:p>
+      <w:pPr>
+        <w:ind w:firstLine="709"/>
+        <w:rPr>
+          <w:rFonts w:cs="Times New Roman"/>
+        </w:rPr>
+      </w:pPr>
+      <w:r>
+        <w:rPr>
+          <w:rFonts w:cs="Times New Roman"/>
+        </w:rPr>
+        <w:t>3) Постановка проблемы проекта.</w:t>
+      </w:r>
+    </w:p>
+    <w:p>
+      <w:pPr>
+        <w:pStyle w:val="a3"/>
+        <w:numPr>
+          <w:ilvl w:val="0"/>
+          <w:numId w:val="1"/>
+        </w:numPr>
+        <w:rPr>
+          <w:rFonts w:cs="Times New Roman"/>
+        </w:rPr>
+      </w:pPr>
+      <w:r>
+        <w:rPr>
+          <w:rFonts w:cs="Times New Roman"/>
+        </w:rPr>
+        <w:t>Что за проблему мы решаем</w:t>
+      </w:r>
+      <w:r>
+        <w:rPr>
+          <w:rFonts w:cs="Times New Roman"/>
+        </w:rPr>
+        <w:t>?</w:t>
+      </w:r>
+    </w:p>
+    <w:p>
+      <w:pPr>
+        <w:pStyle w:val="a3"/>
+        <w:numPr>
+          <w:ilvl w:val="0"/>
+          <w:numId w:val="1"/>
+        </w:numPr>
+        <w:rPr>
+          <w:rFonts w:cs="Times New Roman"/>
+        </w:rPr>
+      </w:pPr>
+      <w:r>
+        <w:rPr>
+          <w:rFonts w:cs="Times New Roman"/>
+        </w:rPr>
+        <w:t>Механизм создавать свои мероприятия.</w:t>
+      </w:r>
+    </w:p>
+    <w:p>
+      <w:pPr>
+        <w:pStyle w:val="a3"/>
+        <w:numPr>
+          <w:ilvl w:val="0"/>
+          <w:numId w:val="1"/>
+        </w:numPr>
+        <w:rPr>
+          <w:rFonts w:cs="Times New Roman"/>
+        </w:rPr>
+      </w:pPr>
+    </w:p>
+    <w:p>
+      <w:pPr>
+        <w:ind w:firstLine="709"/>
+        <w:rPr>
+          <w:rFonts w:cs="Times New Roman"/>
+        </w:rPr>
+      </w:pPr>
+      <w:r>
+        <w:rPr>
+          <w:rFonts w:cs="Times New Roman"/>
+        </w:rPr>
+        <w:t xml:space="preserve">4) </w:t>
+      </w:r>
+    </w:p>
+    <w:p>
+      <w:pPr>
+        <w:ind w:firstLine="709"/>
+        <w:rPr>
+          <w:rFonts w:cs="Times New Roman"/>
+        </w:rPr>
+      </w:pPr>
+    </w:p>
+    <w:p>
+      <w:pPr>
+        <w:ind w:firstLine="709"/>
+        <w:rPr>
+          <w:rFonts w:cs="Times New Roman"/>
+        </w:rPr>
+      </w:pPr>
+    </w:p>
+    <w:p>
+      <w:pPr>
+        <w:ind w:firstLine="709"/>
+        <w:rPr>
+          <w:rFonts w:cs="Times New Roman"/>
+        </w:rPr>
+      </w:pPr>
     </w:p>
     <w:p>
       <w:pPr>
@@ -388,8 +1216,129 @@
 </w:document>
 </file>
 
+<file path=word/numbering.xml><?xml version="1.0" encoding="utf-8"?>
+<w:numbering xmlns:wpc="http://schemas.microsoft.com/office/word/2010/wordprocessingCanvas" xmlns:mc="http://schemas.openxmlformats.org/markup-compatibility/2006" xmlns:o="urn:schemas-microsoft-com:office:office" xmlns:r="http://schemas.openxmlformats.org/officeDocument/2006/relationships" xmlns:m="http://schemas.openxmlformats.org/officeDocument/2006/math" xmlns:v="urn:schemas-microsoft-com:vml" xmlns:wp14="http://schemas.microsoft.com/office/word/2010/wordprocessingDrawing" xmlns:wp="http://schemas.openxmlformats.org/drawingml/2006/wordprocessingDrawing" xmlns:w10="urn:schemas-microsoft-com:office:word" xmlns:w="http://schemas.openxmlformats.org/wordprocessingml/2006/main" xmlns:w14="http://schemas.microsoft.com/office/word/2010/wordml" xmlns:wpg="http://schemas.microsoft.com/office/word/2010/wordprocessingGroup" xmlns:wpi="http://schemas.microsoft.com/office/word/2010/wordprocessingInk" xmlns:wne="http://schemas.microsoft.com/office/word/2006/wordml" xmlns:wps="http://schemas.microsoft.com/office/word/2010/wordprocessingShape" mc:Ignorable="w14 wp14">
+  <w:abstractNum w:abstractNumId="0">
+    <w:nsid w:val="350D66DB"/>
+    <w:multiLevelType w:val="hybridMultilevel"/>
+    <w:tmpl w:val="6E786AC0"/>
+    <w:lvl w:ilvl="0" w:tplc="04190001">
+      <w:start w:val="1"/>
+      <w:numFmt w:val="bullet"/>
+      <w:lvlText w:val=""/>
+      <w:lvlJc w:val="left"/>
+      <w:pPr>
+        <w:ind w:left="1429" w:hanging="360"/>
+      </w:pPr>
+      <w:rPr>
+        <w:rFonts w:ascii="Symbol" w:hAnsi="Symbol" w:hint="default"/>
+      </w:rPr>
+    </w:lvl>
+    <w:lvl w:ilvl="1" w:tplc="04190003" w:tentative="1">
+      <w:start w:val="1"/>
+      <w:numFmt w:val="bullet"/>
+      <w:lvlText w:val="o"/>
+      <w:lvlJc w:val="left"/>
+      <w:pPr>
+        <w:ind w:left="2149" w:hanging="360"/>
+      </w:pPr>
+      <w:rPr>
+        <w:rFonts w:ascii="Courier New" w:hAnsi="Courier New" w:cs="Courier New" w:hint="default"/>
+      </w:rPr>
+    </w:lvl>
+    <w:lvl w:ilvl="2" w:tplc="04190005" w:tentative="1">
+      <w:start w:val="1"/>
+      <w:numFmt w:val="bullet"/>
+      <w:lvlText w:val=""/>
+      <w:lvlJc w:val="left"/>
+      <w:pPr>
+        <w:ind w:left="2869" w:hanging="360"/>
+      </w:pPr>
+      <w:rPr>
+        <w:rFonts w:ascii="Wingdings" w:hAnsi="Wingdings" w:hint="default"/>
+      </w:rPr>
+    </w:lvl>
+    <w:lvl w:ilvl="3" w:tplc="04190001" w:tentative="1">
+      <w:start w:val="1"/>
+      <w:numFmt w:val="bullet"/>
+      <w:lvlText w:val=""/>
+      <w:lvlJc w:val="left"/>
+      <w:pPr>
+        <w:ind w:left="3589" w:hanging="360"/>
+      </w:pPr>
+      <w:rPr>
+        <w:rFonts w:ascii="Symbol" w:hAnsi="Symbol" w:hint="default"/>
+      </w:rPr>
+    </w:lvl>
+    <w:lvl w:ilvl="4" w:tplc="04190003" w:tentative="1">
+      <w:start w:val="1"/>
+      <w:numFmt w:val="bullet"/>
+      <w:lvlText w:val="o"/>
+      <w:lvlJc w:val="left"/>
+      <w:pPr>
+        <w:ind w:left="4309" w:hanging="360"/>
+      </w:pPr>
+      <w:rPr>
+        <w:rFonts w:ascii="Courier New" w:hAnsi="Courier New" w:cs="Courier New" w:hint="default"/>
+      </w:rPr>
+    </w:lvl>
+    <w:lvl w:ilvl="5" w:tplc="04190005" w:tentative="1">
+      <w:start w:val="1"/>
+      <w:numFmt w:val="bullet"/>
+      <w:lvlText w:val=""/>
+      <w:lvlJc w:val="left"/>
+      <w:pPr>
+        <w:ind w:left="5029" w:hanging="360"/>
+      </w:pPr>
+      <w:rPr>
+        <w:rFonts w:ascii="Wingdings" w:hAnsi="Wingdings" w:hint="default"/>
+      </w:rPr>
+    </w:lvl>
+    <w:lvl w:ilvl="6" w:tplc="04190001" w:tentative="1">
+      <w:start w:val="1"/>
+      <w:numFmt w:val="bullet"/>
+      <w:lvlText w:val=""/>
+      <w:lvlJc w:val="left"/>
+      <w:pPr>
+        <w:ind w:left="5749" w:hanging="360"/>
+      </w:pPr>
+      <w:rPr>
+        <w:rFonts w:ascii="Symbol" w:hAnsi="Symbol" w:hint="default"/>
+      </w:rPr>
+    </w:lvl>
+    <w:lvl w:ilvl="7" w:tplc="04190003" w:tentative="1">
+      <w:start w:val="1"/>
+      <w:numFmt w:val="bullet"/>
+      <w:lvlText w:val="o"/>
+      <w:lvlJc w:val="left"/>
+      <w:pPr>
+        <w:ind w:left="6469" w:hanging="360"/>
+      </w:pPr>
+      <w:rPr>
+        <w:rFonts w:ascii="Courier New" w:hAnsi="Courier New" w:cs="Courier New" w:hint="default"/>
+      </w:rPr>
+    </w:lvl>
+    <w:lvl w:ilvl="8" w:tplc="04190005" w:tentative="1">
+      <w:start w:val="1"/>
+      <w:numFmt w:val="bullet"/>
+      <w:lvlText w:val=""/>
+      <w:lvlJc w:val="left"/>
+      <w:pPr>
+        <w:ind w:left="7189" w:hanging="360"/>
+      </w:pPr>
+      <w:rPr>
+        <w:rFonts w:ascii="Wingdings" w:hAnsi="Wingdings" w:hint="default"/>
+      </w:rPr>
+    </w:lvl>
+  </w:abstractNum>
+  <w:num w:numId="1">
+    <w:abstractNumId w:val="0"/>
+  </w:num>
+</w:numbering>
+</file>
+
 <file path=word/styles.xml><?xml version="1.0" encoding="utf-8"?>
-<w:styles xmlns:mc="http://schemas.openxmlformats.org/markup-compatibility/2006" xmlns:r="http://schemas.openxmlformats.org/officeDocument/2006/relationships" xmlns:w="http://schemas.openxmlformats.org/wordprocessingml/2006/main" xmlns:w14="http://schemas.microsoft.com/office/word/2010/wordml" xmlns:w15="http://schemas.microsoft.com/office/word/2012/wordml" xmlns:w16cex="http://schemas.microsoft.com/office/word/2018/wordml/cex" xmlns:w16cid="http://schemas.microsoft.com/office/word/2016/wordml/cid" xmlns:w16="http://schemas.microsoft.com/office/word/2018/wordml" xmlns:w16sdtdh="http://schemas.microsoft.com/office/word/2020/wordml/sdtdatahash" xmlns:w16se="http://schemas.microsoft.com/office/word/2015/wordml/symex" mc:Ignorable="w14 w15 w16se w16cid w16 w16cex w16sdtdh">
+<w:styles xmlns:mc="http://schemas.openxmlformats.org/markup-compatibility/2006" xmlns:r="http://schemas.openxmlformats.org/officeDocument/2006/relationships" xmlns:w="http://schemas.openxmlformats.org/wordprocessingml/2006/main" xmlns:w14="http://schemas.microsoft.com/office/word/2010/wordml" mc:Ignorable="w14">
   <w:docDefaults>
     <w:rPrDefault>
       <w:rPr>
@@ -405,388 +1354,149 @@
       </w:pPr>
     </w:pPrDefault>
   </w:docDefaults>
-  <w:latentStyles w:defLockedState="0" w:defUIPriority="99" w:defSemiHidden="0" w:defUnhideWhenUsed="0" w:defQFormat="0" w:count="376">
-    <w:lsdException w:name="Normal" w:uiPriority="0" w:qFormat="1"/>
-    <w:lsdException w:name="heading 1" w:uiPriority="9" w:qFormat="1"/>
-    <w:lsdException w:name="heading 2" w:semiHidden="1" w:uiPriority="9" w:unhideWhenUsed="1" w:qFormat="1"/>
-    <w:lsdException w:name="heading 3" w:semiHidden="1" w:uiPriority="9" w:unhideWhenUsed="1" w:qFormat="1"/>
-    <w:lsdException w:name="heading 4" w:semiHidden="1" w:uiPriority="9" w:unhideWhenUsed="1" w:qFormat="1"/>
-    <w:lsdException w:name="heading 5" w:semiHidden="1" w:uiPriority="9" w:unhideWhenUsed="1" w:qFormat="1"/>
-    <w:lsdException w:name="heading 6" w:semiHidden="1" w:uiPriority="9" w:unhideWhenUsed="1" w:qFormat="1"/>
-    <w:lsdException w:name="heading 7" w:semiHidden="1" w:uiPriority="9" w:unhideWhenUsed="1" w:qFormat="1"/>
-    <w:lsdException w:name="heading 8" w:semiHidden="1" w:uiPriority="9" w:unhideWhenUsed="1" w:qFormat="1"/>
-    <w:lsdException w:name="heading 9" w:semiHidden="1" w:uiPriority="9" w:unhideWhenUsed="1" w:qFormat="1"/>
-    <w:lsdException w:name="index 1" w:semiHidden="1" w:unhideWhenUsed="1"/>
-    <w:lsdException w:name="index 2" w:semiHidden="1" w:unhideWhenUsed="1"/>
-    <w:lsdException w:name="index 3" w:semiHidden="1" w:unhideWhenUsed="1"/>
-    <w:lsdException w:name="index 4" w:semiHidden="1" w:unhideWhenUsed="1"/>
-    <w:lsdException w:name="index 5" w:semiHidden="1" w:unhideWhenUsed="1"/>
-    <w:lsdException w:name="index 6" w:semiHidden="1" w:unhideWhenUsed="1"/>
-    <w:lsdException w:name="index 7" w:semiHidden="1" w:unhideWhenUsed="1"/>
-    <w:lsdException w:name="index 8" w:semiHidden="1" w:unhideWhenUsed="1"/>
-    <w:lsdException w:name="index 9" w:semiHidden="1" w:unhideWhenUsed="1"/>
-    <w:lsdException w:name="toc 1" w:semiHidden="1" w:uiPriority="39" w:unhideWhenUsed="1"/>
-    <w:lsdException w:name="toc 2" w:semiHidden="1" w:uiPriority="39" w:unhideWhenUsed="1"/>
-    <w:lsdException w:name="toc 3" w:semiHidden="1" w:uiPriority="39" w:unhideWhenUsed="1"/>
-    <w:lsdException w:name="toc 4" w:semiHidden="1" w:uiPriority="39" w:unhideWhenUsed="1"/>
-    <w:lsdException w:name="toc 5" w:semiHidden="1" w:uiPriority="39" w:unhideWhenUsed="1"/>
-    <w:lsdException w:name="toc 6" w:semiHidden="1" w:uiPriority="39" w:unhideWhenUsed="1"/>
-    <w:lsdException w:name="toc 7" w:semiHidden="1" w:uiPriority="39" w:unhideWhenUsed="1"/>
-    <w:lsdException w:name="toc 8" w:semiHidden="1" w:uiPriority="39" w:unhideWhenUsed="1"/>
-    <w:lsdException w:name="toc 9" w:semiHidden="1" w:uiPriority="39" w:unhideWhenUsed="1"/>
-    <w:lsdException w:name="Normal Indent" w:semiHidden="1" w:unhideWhenUsed="1"/>
-    <w:lsdException w:name="footnote text" w:semiHidden="1" w:unhideWhenUsed="1"/>
-    <w:lsdException w:name="annotation text" w:semiHidden="1" w:unhideWhenUsed="1"/>
-    <w:lsdException w:name="header" w:semiHidden="1" w:unhideWhenUsed="1"/>
-    <w:lsdException w:name="footer" w:semiHidden="1" w:unhideWhenUsed="1"/>
-    <w:lsdException w:name="index heading" w:semiHidden="1" w:unhideWhenUsed="1"/>
-    <w:lsdException w:name="caption" w:semiHidden="1" w:uiPriority="35" w:unhideWhenUsed="1" w:qFormat="1"/>
-    <w:lsdException w:name="table of figures" w:semiHidden="1" w:unhideWhenUsed="1"/>
-    <w:lsdException w:name="envelope address" w:semiHidden="1" w:unhideWhenUsed="1"/>
-    <w:lsdException w:name="envelope return" w:semiHidden="1" w:unhideWhenUsed="1"/>
-    <w:lsdException w:name="footnote reference" w:semiHidden="1" w:unhideWhenUsed="1"/>
-    <w:lsdException w:name="annotation reference" w:semiHidden="1" w:unhideWhenUsed="1"/>
-    <w:lsdException w:name="line number" w:semiHidden="1" w:unhideWhenUsed="1"/>
-    <w:lsdException w:name="page number" w:semiHidden="1" w:unhideWhenUsed="1"/>
-    <w:lsdException w:name="endnote reference" w:semiHidden="1" w:unhideWhenUsed="1"/>
-    <w:lsdException w:name="endnote text" w:semiHidden="1" w:unhideWhenUsed="1"/>
-    <w:lsdException w:name="table of authorities" w:semiHidden="1" w:unhideWhenUsed="1"/>
-    <w:lsdException w:name="macro" w:semiHidden="1" w:unhideWhenUsed="1"/>
-    <w:lsdException w:name="toa heading" w:semiHidden="1" w:unhideWhenUsed="1"/>
-    <w:lsdException w:name="List" w:semiHidden="1" w:unhideWhenUsed="1"/>
-    <w:lsdException w:name="List Bullet" w:semiHidden="1" w:unhideWhenUsed="1"/>
-    <w:lsdException w:name="List Number" w:semiHidden="1" w:unhideWhenUsed="1"/>
-    <w:lsdException w:name="List 2" w:semiHidden="1" w:unhideWhenUsed="1"/>
-    <w:lsdException w:name="List 3" w:semiHidden="1" w:unhideWhenUsed="1"/>
-    <w:lsdException w:name="List 4" w:semiHidden="1" w:unhideWhenUsed="1"/>
-    <w:lsdException w:name="List 5" w:semiHidden="1" w:unhideWhenUsed="1"/>
-    <w:lsdException w:name="List Bullet 2" w:semiHidden="1" w:unhideWhenUsed="1"/>
-    <w:lsdException w:name="List Bullet 3" w:semiHidden="1" w:unhideWhenUsed="1"/>
-    <w:lsdException w:name="List Bullet 4" w:semiHidden="1" w:unhideWhenUsed="1"/>
-    <w:lsdException w:name="List Bullet 5" w:semiHidden="1" w:unhideWhenUsed="1"/>
-    <w:lsdException w:name="List Number 2" w:semiHidden="1" w:unhideWhenUsed="1"/>
-    <w:lsdException w:name="List Number 3" w:semiHidden="1" w:unhideWhenUsed="1"/>
-    <w:lsdException w:name="List Number 4" w:semiHidden="1" w:unhideWhenUsed="1"/>
-    <w:lsdException w:name="List Number 5" w:semiHidden="1" w:unhideWhenUsed="1"/>
-    <w:lsdException w:name="Title" w:uiPriority="10" w:qFormat="1"/>
-    <w:lsdException w:name="Closing" w:semiHidden="1" w:unhideWhenUsed="1"/>
-    <w:lsdException w:name="Signature" w:semiHidden="1" w:unhideWhenUsed="1"/>
-    <w:lsdException w:name="Default Paragraph Font" w:semiHidden="1" w:uiPriority="1" w:unhideWhenUsed="1"/>
-    <w:lsdException w:name="Body Text" w:semiHidden="1" w:unhideWhenUsed="1"/>
-    <w:lsdException w:name="Body Text Indent" w:semiHidden="1" w:unhideWhenUsed="1"/>
-    <w:lsdException w:name="List Continue" w:semiHidden="1" w:unhideWhenUsed="1"/>
-    <w:lsdException w:name="List Continue 2" w:semiHidden="1" w:unhideWhenUsed="1"/>
-    <w:lsdException w:name="List Continue 3" w:semiHidden="1" w:unhideWhenUsed="1"/>
-    <w:lsdException w:name="List Continue 4" w:semiHidden="1" w:unhideWhenUsed="1"/>
-    <w:lsdException w:name="List Continue 5" w:semiHidden="1" w:unhideWhenUsed="1"/>
-    <w:lsdException w:name="Message Header" w:semiHidden="1" w:unhideWhenUsed="1"/>
-    <w:lsdException w:name="Subtitle" w:uiPriority="11" w:qFormat="1"/>
-    <w:lsdException w:name="Salutation" w:semiHidden="1" w:unhideWhenUsed="1"/>
-    <w:lsdException w:name="Date" w:semiHidden="1" w:unhideWhenUsed="1"/>
-    <w:lsdException w:name="Body Text First Indent" w:semiHidden="1" w:unhideWhenUsed="1"/>
-    <w:lsdException w:name="Body Text First Indent 2" w:semiHidden="1" w:unhideWhenUsed="1"/>
-    <w:lsdException w:name="Note Heading" w:semiHidden="1" w:unhideWhenUsed="1"/>
-    <w:lsdException w:name="Body Text 2" w:semiHidden="1" w:unhideWhenUsed="1"/>
-    <w:lsdException w:name="Body Text 3" w:semiHidden="1" w:unhideWhenUsed="1"/>
-    <w:lsdException w:name="Body Text Indent 2" w:semiHidden="1" w:unhideWhenUsed="1"/>
-    <w:lsdException w:name="Body Text Indent 3" w:semiHidden="1" w:unhideWhenUsed="1"/>
-    <w:lsdException w:name="Block Text" w:semiHidden="1" w:unhideWhenUsed="1"/>
-    <w:lsdException w:name="Hyperlink" w:semiHidden="1" w:unhideWhenUsed="1"/>
-    <w:lsdException w:name="FollowedHyperlink" w:semiHidden="1" w:unhideWhenUsed="1"/>
-    <w:lsdException w:name="Strong" w:uiPriority="22" w:qFormat="1"/>
-    <w:lsdException w:name="Emphasis" w:uiPriority="20" w:qFormat="1"/>
-    <w:lsdException w:name="Document Map" w:semiHidden="1" w:unhideWhenUsed="1"/>
-    <w:lsdException w:name="Plain Text" w:semiHidden="1" w:unhideWhenUsed="1"/>
-    <w:lsdException w:name="E-mail Signature" w:semiHidden="1" w:unhideWhenUsed="1"/>
-    <w:lsdException w:name="HTML Top of Form" w:semiHidden="1" w:unhideWhenUsed="1"/>
-    <w:lsdException w:name="HTML Bottom of Form" w:semiHidden="1" w:unhideWhenUsed="1"/>
-    <w:lsdException w:name="Normal (Web)" w:semiHidden="1" w:unhideWhenUsed="1"/>
-    <w:lsdException w:name="HTML Acronym" w:semiHidden="1" w:unhideWhenUsed="1"/>
-    <w:lsdException w:name="HTML Address" w:semiHidden="1" w:unhideWhenUsed="1"/>
-    <w:lsdException w:name="HTML Cite" w:semiHidden="1" w:unhideWhenUsed="1"/>
-    <w:lsdException w:name="HTML Code" w:semiHidden="1" w:unhideWhenUsed="1"/>
-    <w:lsdException w:name="HTML Definition" w:semiHidden="1" w:unhideWhenUsed="1"/>
-    <w:lsdException w:name="HTML Keyboard" w:semiHidden="1" w:unhideWhenUsed="1"/>
-    <w:lsdException w:name="HTML Preformatted" w:semiHidden="1" w:unhideWhenUsed="1"/>
-    <w:lsdException w:name="HTML Sample" w:semiHidden="1" w:unhideWhenUsed="1"/>
-    <w:lsdException w:name="HTML Typewriter" w:semiHidden="1" w:unhideWhenUsed="1"/>
-    <w:lsdException w:name="HTML Variable" w:semiHidden="1" w:unhideWhenUsed="1"/>
-    <w:lsdException w:name="Normal Table" w:semiHidden="1" w:unhideWhenUsed="1"/>
-    <w:lsdException w:name="annotation subject" w:semiHidden="1" w:unhideWhenUsed="1"/>
-    <w:lsdException w:name="No List" w:semiHidden="1" w:unhideWhenUsed="1"/>
-    <w:lsdException w:name="Outline List 1" w:semiHidden="1" w:unhideWhenUsed="1"/>
-    <w:lsdException w:name="Outline List 2" w:semiHidden="1" w:unhideWhenUsed="1"/>
-    <w:lsdException w:name="Outline List 3" w:semiHidden="1" w:unhideWhenUsed="1"/>
-    <w:lsdException w:name="Table Simple 1" w:semiHidden="1" w:unhideWhenUsed="1"/>
-    <w:lsdException w:name="Table Simple 2" w:semiHidden="1" w:unhideWhenUsed="1"/>
-    <w:lsdException w:name="Table Simple 3" w:semiHidden="1" w:unhideWhenUsed="1"/>
-    <w:lsdException w:name="Table Classic 1" w:semiHidden="1" w:unhideWhenUsed="1"/>
-    <w:lsdException w:name="Table Classic 2" w:semiHidden="1" w:unhideWhenUsed="1"/>
-    <w:lsdException w:name="Table Classic 3" w:semiHidden="1" w:unhideWhenUsed="1"/>
-    <w:lsdException w:name="Table Classic 4" w:semiHidden="1" w:unhideWhenUsed="1"/>
-    <w:lsdException w:name="Table Colorful 1" w:semiHidden="1" w:unhideWhenUsed="1"/>
-    <w:lsdException w:name="Table Colorful 2" w:semiHidden="1" w:unhideWhenUsed="1"/>
-    <w:lsdException w:name="Table Colorful 3" w:semiHidden="1" w:unhideWhenUsed="1"/>
-    <w:lsdException w:name="Table Columns 1" w:semiHidden="1" w:unhideWhenUsed="1"/>
-    <w:lsdException w:name="Table Columns 2" w:semiHidden="1" w:unhideWhenUsed="1"/>
-    <w:lsdException w:name="Table Columns 3" w:semiHidden="1" w:unhideWhenUsed="1"/>
-    <w:lsdException w:name="Table Columns 4" w:semiHidden="1" w:unhideWhenUsed="1"/>
-    <w:lsdException w:name="Table Columns 5" w:semiHidden="1" w:unhideWhenUsed="1"/>
-    <w:lsdException w:name="Table Grid 1" w:semiHidden="1" w:unhideWhenUsed="1"/>
-    <w:lsdException w:name="Table Grid 2" w:semiHidden="1" w:unhideWhenUsed="1"/>
-    <w:lsdException w:name="Table Grid 3" w:semiHidden="1" w:unhideWhenUsed="1"/>
-    <w:lsdException w:name="Table Grid 4" w:semiHidden="1" w:unhideWhenUsed="1"/>
-    <w:lsdException w:name="Table Grid 5" w:semiHidden="1" w:unhideWhenUsed="1"/>
-    <w:lsdException w:name="Table Grid 6" w:semiHidden="1" w:unhideWhenUsed="1"/>
-    <w:lsdException w:name="Table Grid 7" w:semiHidden="1" w:unhideWhenUsed="1"/>
-    <w:lsdException w:name="Table Grid 8" w:semiHidden="1" w:unhideWhenUsed="1"/>
-    <w:lsdException w:name="Table List 1" w:semiHidden="1" w:unhideWhenUsed="1"/>
-    <w:lsdException w:name="Table List 2" w:semiHidden="1" w:unhideWhenUsed="1"/>
-    <w:lsdException w:name="Table List 3" w:semiHidden="1" w:unhideWhenUsed="1"/>
-    <w:lsdException w:name="Table List 4" w:semiHidden="1" w:unhideWhenUsed="1"/>
-    <w:lsdException w:name="Table List 5" w:semiHidden="1" w:unhideWhenUsed="1"/>
-    <w:lsdException w:name="Table List 6" w:semiHidden="1" w:unhideWhenUsed="1"/>
-    <w:lsdException w:name="Table List 7" w:semiHidden="1" w:unhideWhenUsed="1"/>
-    <w:lsdException w:name="Table List 8" w:semiHidden="1" w:unhideWhenUsed="1"/>
-    <w:lsdException w:name="Table 3D effects 1" w:semiHidden="1" w:unhideWhenUsed="1"/>
-    <w:lsdException w:name="Table 3D effects 2" w:semiHidden="1" w:unhideWhenUsed="1"/>
-    <w:lsdException w:name="Table 3D effects 3" w:semiHidden="1" w:unhideWhenUsed="1"/>
-    <w:lsdException w:name="Table Contemporary" w:semiHidden="1" w:unhideWhenUsed="1"/>
-    <w:lsdException w:name="Table Elegant" w:semiHidden="1" w:unhideWhenUsed="1"/>
-    <w:lsdException w:name="Table Professional" w:semiHidden="1" w:unhideWhenUsed="1"/>
-    <w:lsdException w:name="Table Subtle 1" w:semiHidden="1" w:unhideWhenUsed="1"/>
-    <w:lsdException w:name="Table Subtle 2" w:semiHidden="1" w:unhideWhenUsed="1"/>
-    <w:lsdException w:name="Table Web 1" w:semiHidden="1" w:unhideWhenUsed="1"/>
-    <w:lsdException w:name="Table Web 2" w:semiHidden="1" w:unhideWhenUsed="1"/>
-    <w:lsdException w:name="Table Web 3" w:semiHidden="1" w:unhideWhenUsed="1"/>
-    <w:lsdException w:name="Balloon Text" w:semiHidden="1" w:unhideWhenUsed="1"/>
-    <w:lsdException w:name="Table Grid" w:uiPriority="59"/>
-    <w:lsdException w:name="Table Theme" w:semiHidden="1" w:unhideWhenUsed="1"/>
-    <w:lsdException w:name="Placeholder Text" w:semiHidden="1"/>
-    <w:lsdException w:name="No Spacing" w:uiPriority="1" w:qFormat="1"/>
-    <w:lsdException w:name="Light Shading" w:uiPriority="60"/>
-    <w:lsdException w:name="Light List" w:uiPriority="61"/>
-    <w:lsdException w:name="Light Grid" w:uiPriority="62"/>
-    <w:lsdException w:name="Medium Shading 1" w:uiPriority="63"/>
-    <w:lsdException w:name="Medium Shading 2" w:uiPriority="64"/>
-    <w:lsdException w:name="Medium List 1" w:uiPriority="65"/>
-    <w:lsdException w:name="Medium List 2" w:uiPriority="66"/>
-    <w:lsdException w:name="Medium Grid 1" w:uiPriority="67"/>
-    <w:lsdException w:name="Medium Grid 2" w:uiPriority="68"/>
-    <w:lsdException w:name="Medium Grid 3" w:uiPriority="69"/>
-    <w:lsdException w:name="Dark List" w:uiPriority="70"/>
-    <w:lsdException w:name="Colorful Shading" w:uiPriority="71"/>
-    <w:lsdException w:name="Colorful List" w:uiPriority="72"/>
-    <w:lsdException w:name="Colorful Grid" w:uiPriority="73"/>
-    <w:lsdException w:name="Light Shading Accent 1" w:uiPriority="60"/>
-    <w:lsdException w:name="Light List Accent 1" w:uiPriority="61"/>
-    <w:lsdException w:name="Light Grid Accent 1" w:uiPriority="62"/>
-    <w:lsdException w:name="Medium Shading 1 Accent 1" w:uiPriority="63"/>
-    <w:lsdException w:name="Medium Shading 2 Accent 1" w:uiPriority="64"/>
-    <w:lsdException w:name="Medium List 1 Accent 1" w:uiPriority="65"/>
-    <w:lsdException w:name="Revision" w:semiHidden="1"/>
-    <w:lsdException w:name="List Paragraph" w:uiPriority="34" w:qFormat="1"/>
-    <w:lsdException w:name="Quote" w:uiPriority="29" w:qFormat="1"/>
-    <w:lsdException w:name="Intense Quote" w:uiPriority="30" w:qFormat="1"/>
-    <w:lsdException w:name="Medium List 2 Accent 1" w:uiPriority="66"/>
-    <w:lsdException w:name="Medium Grid 1 Accent 1" w:uiPriority="67"/>
-    <w:lsdException w:name="Medium Grid 2 Accent 1" w:uiPriority="68"/>
-    <w:lsdException w:name="Medium Grid 3 Accent 1" w:uiPriority="69"/>
-    <w:lsdException w:name="Dark List Accent 1" w:uiPriority="70"/>
-    <w:lsdException w:name="Colorful Shading Accent 1" w:uiPriority="71"/>
-    <w:lsdException w:name="Colorful List Accent 1" w:uiPriority="72"/>
-    <w:lsdException w:name="Colorful Grid Accent 1" w:uiPriority="73"/>
-    <w:lsdException w:name="Light Shading Accent 2" w:uiPriority="60"/>
-    <w:lsdException w:name="Light List Accent 2" w:uiPriority="61"/>
-    <w:lsdException w:name="Light Grid Accent 2" w:uiPriority="62"/>
-    <w:lsdException w:name="Medium Shading 1 Accent 2" w:uiPriority="63"/>
-    <w:lsdException w:name="Medium Shading 2 Accent 2" w:uiPriority="64"/>
-    <w:lsdException w:name="Medium List 1 Accent 2" w:uiPriority="65"/>
-    <w:lsdException w:name="Medium List 2 Accent 2" w:uiPriority="66"/>
-    <w:lsdException w:name="Medium Grid 1 Accent 2" w:uiPriority="67"/>
-    <w:lsdException w:name="Medium Grid 2 Accent 2" w:uiPriority="68"/>
-    <w:lsdException w:name="Medium Grid 3 Accent 2" w:uiPriority="69"/>
-    <w:lsdException w:name="Dark List Accent 2" w:uiPriority="70"/>
-    <w:lsdException w:name="Colorful Shading Accent 2" w:uiPriority="71"/>
-    <w:lsdException w:name="Colorful List Accent 2" w:uiPriority="72"/>
-    <w:lsdException w:name="Colorful Grid Accent 2" w:uiPriority="73"/>
-    <w:lsdException w:name="Light Shading Accent 3" w:uiPriority="60"/>
-    <w:lsdException w:name="Light List Accent 3" w:uiPriority="61"/>
-    <w:lsdException w:name="Light Grid Accent 3" w:uiPriority="62"/>
-    <w:lsdException w:name="Medium Shading 1 Accent 3" w:uiPriority="63"/>
-    <w:lsdException w:name="Medium Shading 2 Accent 3" w:uiPriority="64"/>
-    <w:lsdException w:name="Medium List 1 Accent 3" w:uiPriority="65"/>
-    <w:lsdException w:name="Medium List 2 Accent 3" w:uiPriority="66"/>
-    <w:lsdException w:name="Medium Grid 1 Accent 3" w:uiPriority="67"/>
-    <w:lsdException w:name="Medium Grid 2 Accent 3" w:uiPriority="68"/>
-    <w:lsdException w:name="Medium Grid 3 Accent 3" w:uiPriority="69"/>
-    <w:lsdException w:name="Dark List Accent 3" w:uiPriority="70"/>
-    <w:lsdException w:name="Colorful Shading Accent 3" w:uiPriority="71"/>
-    <w:lsdException w:name="Colorful List Accent 3" w:uiPriority="72"/>
-    <w:lsdException w:name="Colorful Grid Accent 3" w:uiPriority="73"/>
-    <w:lsdException w:name="Light Shading Accent 4" w:uiPriority="60"/>
-    <w:lsdException w:name="Light List Accent 4" w:uiPriority="61"/>
-    <w:lsdException w:name="Light Grid Accent 4" w:uiPriority="62"/>
-    <w:lsdException w:name="Medium Shading 1 Accent 4" w:uiPriority="63"/>
-    <w:lsdException w:name="Medium Shading 2 Accent 4" w:uiPriority="64"/>
-    <w:lsdException w:name="Medium List 1 Accent 4" w:uiPriority="65"/>
-    <w:lsdException w:name="Medium List 2 Accent 4" w:uiPriority="66"/>
-    <w:lsdException w:name="Medium Grid 1 Accent 4" w:uiPriority="67"/>
-    <w:lsdException w:name="Medium Grid 2 Accent 4" w:uiPriority="68"/>
-    <w:lsdException w:name="Medium Grid 3 Accent 4" w:uiPriority="69"/>
-    <w:lsdException w:name="Dark List Accent 4" w:uiPriority="70"/>
-    <w:lsdException w:name="Colorful Shading Accent 4" w:uiPriority="71"/>
-    <w:lsdException w:name="Colorful List Accent 4" w:uiPriority="72"/>
-    <w:lsdException w:name="Colorful Grid Accent 4" w:uiPriority="73"/>
-    <w:lsdException w:name="Light Shading Accent 5" w:uiPriority="60"/>
-    <w:lsdException w:name="Light List Accent 5" w:uiPriority="61"/>
-    <w:lsdException w:name="Light Grid Accent 5" w:uiPriority="62"/>
-    <w:lsdException w:name="Medium Shading 1 Accent 5" w:uiPriority="63"/>
-    <w:lsdException w:name="Medium Shading 2 Accent 5" w:uiPriority="64"/>
-    <w:lsdException w:name="Medium List 1 Accent 5" w:uiPriority="65"/>
-    <w:lsdException w:name="Medium List 2 Accent 5" w:uiPriority="66"/>
-    <w:lsdException w:name="Medium Grid 1 Accent 5" w:uiPriority="67"/>
-    <w:lsdException w:name="Medium Grid 2 Accent 5" w:uiPriority="68"/>
-    <w:lsdException w:name="Medium Grid 3 Accent 5" w:uiPriority="69"/>
-    <w:lsdException w:name="Dark List Accent 5" w:uiPriority="70"/>
-    <w:lsdException w:name="Colorful Shading Accent 5" w:uiPriority="71"/>
-    <w:lsdException w:name="Colorful List Accent 5" w:uiPriority="72"/>
-    <w:lsdException w:name="Colorful Grid Accent 5" w:uiPriority="73"/>
-    <w:lsdException w:name="Light Shading Accent 6" w:uiPriority="60"/>
-    <w:lsdException w:name="Light List Accent 6" w:uiPriority="61"/>
-    <w:lsdException w:name="Light Grid Accent 6" w:uiPriority="62"/>
-    <w:lsdException w:name="Medium Shading 1 Accent 6" w:uiPriority="63"/>
-    <w:lsdException w:name="Medium Shading 2 Accent 6" w:uiPriority="64"/>
-    <w:lsdException w:name="Medium List 1 Accent 6" w:uiPriority="65"/>
-    <w:lsdException w:name="Medium List 2 Accent 6" w:uiPriority="66"/>
-    <w:lsdException w:name="Medium Grid 1 Accent 6" w:uiPriority="67"/>
-    <w:lsdException w:name="Medium Grid 2 Accent 6" w:uiPriority="68"/>
-    <w:lsdException w:name="Medium Grid 3 Accent 6" w:uiPriority="69"/>
-    <w:lsdException w:name="Dark List Accent 6" w:uiPriority="70"/>
-    <w:lsdException w:name="Colorful Shading Accent 6" w:uiPriority="71"/>
-    <w:lsdException w:name="Colorful List Accent 6" w:uiPriority="72"/>
-    <w:lsdException w:name="Colorful Grid Accent 6" w:uiPriority="73"/>
-    <w:lsdException w:name="Subtle Emphasis" w:uiPriority="19" w:qFormat="1"/>
-    <w:lsdException w:name="Intense Emphasis" w:uiPriority="21" w:qFormat="1"/>
-    <w:lsdException w:name="Subtle Reference" w:uiPriority="31" w:qFormat="1"/>
-    <w:lsdException w:name="Intense Reference" w:uiPriority="32" w:qFormat="1"/>
-    <w:lsdException w:name="Book Title" w:uiPriority="33" w:qFormat="1"/>
-    <w:lsdException w:name="Bibliography" w:semiHidden="1" w:uiPriority="37" w:unhideWhenUsed="1"/>
-    <w:lsdException w:name="TOC Heading" w:semiHidden="1" w:uiPriority="39" w:unhideWhenUsed="1" w:qFormat="1"/>
-    <w:lsdException w:name="Plain Table 1" w:uiPriority="41"/>
-    <w:lsdException w:name="Plain Table 2" w:uiPriority="42"/>
-    <w:lsdException w:name="Plain Table 3" w:uiPriority="43"/>
-    <w:lsdException w:name="Plain Table 4" w:uiPriority="44"/>
-    <w:lsdException w:name="Plain Table 5" w:uiPriority="45"/>
-    <w:lsdException w:name="Grid Table Light" w:uiPriority="40"/>
-    <w:lsdException w:name="Grid Table 1 Light" w:uiPriority="46"/>
-    <w:lsdException w:name="Grid Table 2" w:uiPriority="47"/>
-    <w:lsdException w:name="Grid Table 3" w:uiPriority="48"/>
-    <w:lsdException w:name="Grid Table 4" w:uiPriority="49"/>
-    <w:lsdException w:name="Grid Table 5 Dark" w:uiPriority="50"/>
-    <w:lsdException w:name="Grid Table 6 Colorful" w:uiPriority="51"/>
-    <w:lsdException w:name="Grid Table 7 Colorful" w:uiPriority="52"/>
-    <w:lsdException w:name="Grid Table 1 Light Accent 1" w:uiPriority="46"/>
-    <w:lsdException w:name="Grid Table 2 Accent 1" w:uiPriority="47"/>
-    <w:lsdException w:name="Grid Table 3 Accent 1" w:uiPriority="48"/>
-    <w:lsdException w:name="Grid Table 4 Accent 1" w:uiPriority="49"/>
-    <w:lsdException w:name="Grid Table 5 Dark Accent 1" w:uiPriority="50"/>
-    <w:lsdException w:name="Grid Table 6 Colorful Accent 1" w:uiPriority="51"/>
-    <w:lsdException w:name="Grid Table 7 Colorful Accent 1" w:uiPriority="52"/>
-    <w:lsdException w:name="Grid Table 1 Light Accent 2" w:uiPriority="46"/>
-    <w:lsdException w:name="Grid Table 2 Accent 2" w:uiPriority="47"/>
-    <w:lsdException w:name="Grid Table 3 Accent 2" w:uiPriority="48"/>
-    <w:lsdException w:name="Grid Table 4 Accent 2" w:uiPriority="49"/>
-    <w:lsdException w:name="Grid Table 5 Dark Accent 2" w:uiPriority="50"/>
-    <w:lsdException w:name="Grid Table 6 Colorful Accent 2" w:uiPriority="51"/>
-    <w:lsdException w:name="Grid Table 7 Colorful Accent 2" w:uiPriority="52"/>
-    <w:lsdException w:name="Grid Table 1 Light Accent 3" w:uiPriority="46"/>
-    <w:lsdException w:name="Grid Table 2 Accent 3" w:uiPriority="47"/>
-    <w:lsdException w:name="Grid Table 3 Accent 3" w:uiPriority="48"/>
-    <w:lsdException w:name="Grid Table 4 Accent 3" w:uiPriority="49"/>
-    <w:lsdException w:name="Grid Table 5 Dark Accent 3" w:uiPriority="50"/>
-    <w:lsdException w:name="Grid Table 6 Colorful Accent 3" w:uiPriority="51"/>
-    <w:lsdException w:name="Grid Table 7 Colorful Accent 3" w:uiPriority="52"/>
-    <w:lsdException w:name="Grid Table 1 Light Accent 4" w:uiPriority="46"/>
-    <w:lsdException w:name="Grid Table 2 Accent 4" w:uiPriority="47"/>
-    <w:lsdException w:name="Grid Table 3 Accent 4" w:uiPriority="48"/>
-    <w:lsdException w:name="Grid Table 4 Accent 4" w:uiPriority="49"/>
-    <w:lsdException w:name="Grid Table 5 Dark Accent 4" w:uiPriority="50"/>
-    <w:lsdException w:name="Grid Table 6 Colorful Accent 4" w:uiPriority="51"/>
-    <w:lsdException w:name="Grid Table 7 Colorful Accent 4" w:uiPriority="52"/>
-    <w:lsdException w:name="Grid Table 1 Light Accent 5" w:uiPriority="46"/>
-    <w:lsdException w:name="Grid Table 2 Accent 5" w:uiPriority="47"/>
-    <w:lsdException w:name="Grid Table 3 Accent 5" w:uiPriority="48"/>
-    <w:lsdException w:name="Grid Table 4 Accent 5" w:uiPriority="49"/>
-    <w:lsdException w:name="Grid Table 5 Dark Accent 5" w:uiPriority="50"/>
-    <w:lsdException w:name="Grid Table 6 Colorful Accent 5" w:uiPriority="51"/>
-    <w:lsdException w:name="Grid Table 7 Colorful Accent 5" w:uiPriority="52"/>
-    <w:lsdException w:name="Grid Table 1 Light Accent 6" w:uiPriority="46"/>
-    <w:lsdException w:name="Grid Table 2 Accent 6" w:uiPriority="47"/>
-    <w:lsdException w:name="Grid Table 3 Accent 6" w:uiPriority="48"/>
-    <w:lsdException w:name="Grid Table 4 Accent 6" w:uiPriority="49"/>
-    <w:lsdException w:name="Grid Table 5 Dark Accent 6" w:uiPriority="50"/>
-    <w:lsdException w:name="Grid Table 6 Colorful Accent 6" w:uiPriority="51"/>
-    <w:lsdException w:name="Grid Table 7 Colorful Accent 6" w:uiPriority="52"/>
-    <w:lsdException w:name="List Table 1 Light" w:uiPriority="46"/>
-    <w:lsdException w:name="List Table 2" w:uiPriority="47"/>
-    <w:lsdException w:name="List Table 3" w:uiPriority="48"/>
-    <w:lsdException w:name="List Table 4" w:uiPriority="49"/>
-    <w:lsdException w:name="List Table 5 Dark" w:uiPriority="50"/>
-    <w:lsdException w:name="List Table 6 Colorful" w:uiPriority="51"/>
-    <w:lsdException w:name="List Table 7 Colorful" w:uiPriority="52"/>
-    <w:lsdException w:name="List Table 1 Light Accent 1" w:uiPriority="46"/>
-    <w:lsdException w:name="List Table 2 Accent 1" w:uiPriority="47"/>
-    <w:lsdException w:name="List Table 3 Accent 1" w:uiPriority="48"/>
-    <w:lsdException w:name="List Table 4 Accent 1" w:uiPriority="49"/>
-    <w:lsdException w:name="List Table 5 Dark Accent 1" w:uiPriority="50"/>
-    <w:lsdException w:name="List Table 6 Colorful Accent 1" w:uiPriority="51"/>
-    <w:lsdException w:name="List Table 7 Colorful Accent 1" w:uiPriority="52"/>
-    <w:lsdException w:name="List Table 1 Light Accent 2" w:uiPriority="46"/>
-    <w:lsdException w:name="List Table 2 Accent 2" w:uiPriority="47"/>
-    <w:lsdException w:name="List Table 3 Accent 2" w:uiPriority="48"/>
-    <w:lsdException w:name="List Table 4 Accent 2" w:uiPriority="49"/>
-    <w:lsdException w:name="List Table 5 Dark Accent 2" w:uiPriority="50"/>
-    <w:lsdException w:name="List Table 6 Colorful Accent 2" w:uiPriority="51"/>
-    <w:lsdException w:name="List Table 7 Colorful Accent 2" w:uiPriority="52"/>
-    <w:lsdException w:name="List Table 1 Light Accent 3" w:uiPriority="46"/>
-    <w:lsdException w:name="List Table 2 Accent 3" w:uiPriority="47"/>
-    <w:lsdException w:name="List Table 3 Accent 3" w:uiPriority="48"/>
-    <w:lsdException w:name="List Table 4 Accent 3" w:uiPriority="49"/>
-    <w:lsdException w:name="List Table 5 Dark Accent 3" w:uiPriority="50"/>
-    <w:lsdException w:name="List Table 6 Colorful Accent 3" w:uiPriority="51"/>
-    <w:lsdException w:name="List Table 7 Colorful Accent 3" w:uiPriority="52"/>
-    <w:lsdException w:name="List Table 1 Light Accent 4" w:uiPriority="46"/>
-    <w:lsdException w:name="List Table 2 Accent 4" w:uiPriority="47"/>
-    <w:lsdException w:name="List Table 3 Accent 4" w:uiPriority="48"/>
-    <w:lsdException w:name="List Table 4 Accent 4" w:uiPriority="49"/>
-    <w:lsdException w:name="List Table 5 Dark Accent 4" w:uiPriority="50"/>
-    <w:lsdException w:name="List Table 6 Colorful Accent 4" w:uiPriority="51"/>
-    <w:lsdException w:name="List Table 7 Colorful Accent 4" w:uiPriority="52"/>
-    <w:lsdException w:name="List Table 1 Light Accent 5" w:uiPriority="46"/>
-    <w:lsdException w:name="List Table 2 Accent 5" w:uiPriority="47"/>
-    <w:lsdException w:name="List Table 3 Accent 5" w:uiPriority="48"/>
-    <w:lsdException w:name="List Table 4 Accent 5" w:uiPriority="49"/>
-    <w:lsdException w:name="List Table 5 Dark Accent 5" w:uiPriority="50"/>
-    <w:lsdException w:name="List Table 6 Colorful Accent 5" w:uiPriority="51"/>
-    <w:lsdException w:name="List Table 7 Colorful Accent 5" w:uiPriority="52"/>
-    <w:lsdException w:name="List Table 1 Light Accent 6" w:uiPriority="46"/>
-    <w:lsdException w:name="List Table 2 Accent 6" w:uiPriority="47"/>
-    <w:lsdException w:name="List Table 3 Accent 6" w:uiPriority="48"/>
-    <w:lsdException w:name="List Table 4 Accent 6" w:uiPriority="49"/>
-    <w:lsdException w:name="List Table 5 Dark Accent 6" w:uiPriority="50"/>
-    <w:lsdException w:name="List Table 6 Colorful Accent 6" w:uiPriority="51"/>
-    <w:lsdException w:name="List Table 7 Colorful Accent 6" w:uiPriority="52"/>
-    <w:lsdException w:name="Mention" w:semiHidden="1" w:unhideWhenUsed="1"/>
-    <w:lsdException w:name="Smart Hyperlink" w:semiHidden="1" w:unhideWhenUsed="1"/>
-    <w:lsdException w:name="Hashtag" w:semiHidden="1" w:unhideWhenUsed="1"/>
-    <w:lsdException w:name="Unresolved Mention" w:semiHidden="1" w:unhideWhenUsed="1"/>
-    <w:lsdException w:name="Smart Link" w:semiHidden="1" w:unhideWhenUsed="1"/>
+  <w:latentStyles w:defLockedState="0" w:defUIPriority="99" w:defSemiHidden="1" w:defUnhideWhenUsed="1" w:defQFormat="0" w:count="267">
+    <w:lsdException w:name="Normal" w:semiHidden="0" w:uiPriority="0" w:unhideWhenUsed="0" w:qFormat="1"/>
+    <w:lsdException w:name="heading 1" w:semiHidden="0" w:uiPriority="9" w:unhideWhenUsed="0" w:qFormat="1"/>
+    <w:lsdException w:name="heading 2" w:uiPriority="9" w:qFormat="1"/>
+    <w:lsdException w:name="heading 3" w:uiPriority="9" w:qFormat="1"/>
+    <w:lsdException w:name="heading 4" w:uiPriority="9" w:qFormat="1"/>
+    <w:lsdException w:name="heading 5" w:uiPriority="9" w:qFormat="1"/>
+    <w:lsdException w:name="heading 6" w:uiPriority="9" w:qFormat="1"/>
+    <w:lsdException w:name="heading 7" w:uiPriority="9" w:qFormat="1"/>
+    <w:lsdException w:name="heading 8" w:uiPriority="9" w:qFormat="1"/>
+    <w:lsdException w:name="heading 9" w:uiPriority="9" w:qFormat="1"/>
+    <w:lsdException w:name="toc 1" w:uiPriority="39"/>
+    <w:lsdException w:name="toc 2" w:uiPriority="39"/>
+    <w:lsdException w:name="toc 3" w:uiPriority="39"/>
+    <w:lsdException w:name="toc 4" w:uiPriority="39"/>
+    <w:lsdException w:name="toc 5" w:uiPriority="39"/>
+    <w:lsdException w:name="toc 6" w:uiPriority="39"/>
+    <w:lsdException w:name="toc 7" w:uiPriority="39"/>
+    <w:lsdException w:name="toc 8" w:uiPriority="39"/>
+    <w:lsdException w:name="toc 9" w:uiPriority="39"/>
+    <w:lsdException w:name="caption" w:uiPriority="35" w:qFormat="1"/>
+    <w:lsdException w:name="Title" w:semiHidden="0" w:uiPriority="10" w:unhideWhenUsed="0" w:qFormat="1"/>
+    <w:lsdException w:name="Default Paragraph Font" w:uiPriority="1"/>
+    <w:lsdException w:name="Subtitle" w:semiHidden="0" w:uiPriority="11" w:unhideWhenUsed="0" w:qFormat="1"/>
+    <w:lsdException w:name="Strong" w:semiHidden="0" w:uiPriority="22" w:unhideWhenUsed="0" w:qFormat="1"/>
+    <w:lsdException w:name="Emphasis" w:semiHidden="0" w:uiPriority="20" w:unhideWhenUsed="0" w:qFormat="1"/>
+    <w:lsdException w:name="Table Grid" w:semiHidden="0" w:uiPriority="59" w:unhideWhenUsed="0"/>
+    <w:lsdException w:name="Placeholder Text" w:unhideWhenUsed="0"/>
+    <w:lsdException w:name="No Spacing" w:semiHidden="0" w:uiPriority="1" w:unhideWhenUsed="0" w:qFormat="1"/>
+    <w:lsdException w:name="Light Shading" w:semiHidden="0" w:uiPriority="60" w:unhideWhenUsed="0"/>
+    <w:lsdException w:name="Light List" w:semiHidden="0" w:uiPriority="61" w:unhideWhenUsed="0"/>
+    <w:lsdException w:name="Light Grid" w:semiHidden="0" w:uiPriority="62" w:unhideWhenUsed="0"/>
+    <w:lsdException w:name="Medium Shading 1" w:semiHidden="0" w:uiPriority="63" w:unhideWhenUsed="0"/>
+    <w:lsdException w:name="Medium Shading 2" w:semiHidden="0" w:uiPriority="64" w:unhideWhenUsed="0"/>
+    <w:lsdException w:name="Medium List 1" w:semiHidden="0" w:uiPriority="65" w:unhideWhenUsed="0"/>
+    <w:lsdException w:name="Medium List 2" w:semiHidden="0" w:uiPriority="66" w:unhideWhenUsed="0"/>
+    <w:lsdException w:name="Medium Grid 1" w:semiHidden="0" w:uiPriority="67" w:unhideWhenUsed="0"/>
+    <w:lsdException w:name="Medium Grid 2" w:semiHidden="0" w:uiPriority="68" w:unhideWhenUsed="0"/>
+    <w:lsdException w:name="Medium Grid 3" w:semiHidden="0" w:uiPriority="69" w:unhideWhenUsed="0"/>
+    <w:lsdException w:name="Dark List" w:semiHidden="0" w:uiPriority="70" w:unhideWhenUsed="0"/>
+    <w:lsdException w:name="Colorful Shading" w:semiHidden="0" w:uiPriority="71" w:unhideWhenUsed="0"/>
+    <w:lsdException w:name="Colorful List" w:semiHidden="0" w:uiPriority="72" w:unhideWhenUsed="0"/>
+    <w:lsdException w:name="Colorful Grid" w:semiHidden="0" w:uiPriority="73" w:unhideWhenUsed="0"/>
+    <w:lsdException w:name="Light Shading Accent 1" w:semiHidden="0" w:uiPriority="60" w:unhideWhenUsed="0"/>
+    <w:lsdException w:name="Light List Accent 1" w:semiHidden="0" w:uiPriority="61" w:unhideWhenUsed="0"/>
+    <w:lsdException w:name="Light Grid Accent 1" w:semiHidden="0" w:uiPriority="62" w:unhideWhenUsed="0"/>
+    <w:lsdException w:name="Medium Shading 1 Accent 1" w:semiHidden="0" w:uiPriority="63" w:unhideWhenUsed="0"/>
+    <w:lsdException w:name="Medium Shading 2 Accent 1" w:semiHidden="0" w:uiPriority="64" w:unhideWhenUsed="0"/>
+    <w:lsdException w:name="Medium List 1 Accent 1" w:semiHidden="0" w:uiPriority="65" w:unhideWhenUsed="0"/>
+    <w:lsdException w:name="Revision" w:unhideWhenUsed="0"/>
+    <w:lsdException w:name="List Paragraph" w:semiHidden="0" w:uiPriority="34" w:unhideWhenUsed="0" w:qFormat="1"/>
+    <w:lsdException w:name="Quote" w:semiHidden="0" w:uiPriority="29" w:unhideWhenUsed="0" w:qFormat="1"/>
+    <w:lsdException w:name="Intense Quote" w:semiHidden="0" w:uiPriority="30" w:unhideWhenUsed="0" w:qFormat="1"/>
+    <w:lsdException w:name="Medium List 2 Accent 1" w:semiHidden="0" w:uiPriority="66" w:unhideWhenUsed="0"/>
+    <w:lsdException w:name="Medium Grid 1 Accent 1" w:semiHidden="0" w:uiPriority="67" w:unhideWhenUsed="0"/>
+    <w:lsdException w:name="Medium Grid 2 Accent 1" w:semiHidden="0" w:uiPriority="68" w:unhideWhenUsed="0"/>
+    <w:lsdException w:name="Medium Grid 3 Accent 1" w:semiHidden="0" w:uiPriority="69" w:unhideWhenUsed="0"/>
+    <w:lsdException w:name="Dark List Accent 1" w:semiHidden="0" w:uiPriority="70" w:unhideWhenUsed="0"/>
+    <w:lsdException w:name="Colorful Shading Accent 1" w:semiHidden="0" w:uiPriority="71" w:unhideWhenUsed="0"/>
+    <w:lsdException w:name="Colorful List Accent 1" w:semiHidden="0" w:uiPriority="72" w:unhideWhenUsed="0"/>
+    <w:lsdException w:name="Colorful Grid Accent 1" w:semiHidden="0" w:uiPriority="73" w:unhideWhenUsed="0"/>
+    <w:lsdException w:name="Light Shading Accent 2" w:semiHidden="0" w:uiPriority="60" w:unhideWhenUsed="0"/>
+    <w:lsdException w:name="Light List Accent 2" w:semiHidden="0" w:uiPriority="61" w:unhideWhenUsed="0"/>
+    <w:lsdException w:name="Light Grid Accent 2" w:semiHidden="0" w:uiPriority="62" w:unhideWhenUsed="0"/>
+    <w:lsdException w:name="Medium Shading 1 Accent 2" w:semiHidden="0" w:uiPriority="63" w:unhideWhenUsed="0"/>
+    <w:lsdException w:name="Medium Shading 2 Accent 2" w:semiHidden="0" w:uiPriority="64" w:unhideWhenUsed="0"/>
+    <w:lsdException w:name="Medium List 1 Accent 2" w:semiHidden="0" w:uiPriority="65" w:unhideWhenUsed="0"/>
+    <w:lsdException w:name="Medium List 2 Accent 2" w:semiHidden="0" w:uiPriority="66" w:unhideWhenUsed="0"/>
+    <w:lsdException w:name="Medium Grid 1 Accent 2" w:semiHidden="0" w:uiPriority="67" w:unhideWhenUsed="0"/>
+    <w:lsdException w:name="Medium Grid 2 Accent 2" w:semiHidden="0" w:uiPriority="68" w:unhideWhenUsed="0"/>
+    <w:lsdException w:name="Medium Grid 3 Accent 2" w:semiHidden="0" w:uiPriority="69" w:unhideWhenUsed="0"/>
+    <w:lsdException w:name="Dark List Accent 2" w:semiHidden="0" w:uiPriority="70" w:unhideWhenUsed="0"/>
+    <w:lsdException w:name="Colorful Shading Accent 2" w:semiHidden="0" w:uiPriority="71" w:unhideWhenUsed="0"/>
+    <w:lsdException w:name="Colorful List Accent 2" w:semiHidden="0" w:uiPriority="72" w:unhideWhenUsed="0"/>
+    <w:lsdException w:name="Colorful Grid Accent 2" w:semiHidden="0" w:uiPriority="73" w:unhideWhenUsed="0"/>
+    <w:lsdException w:name="Light Shading Accent 3" w:semiHidden="0" w:uiPriority="60" w:unhideWhenUsed="0"/>
+    <w:lsdException w:name="Light List Accent 3" w:semiHidden="0" w:uiPriority="61" w:unhideWhenUsed="0"/>
+    <w:lsdException w:name="Light Grid Accent 3" w:semiHidden="0" w:uiPriority="62" w:unhideWhenUsed="0"/>
+    <w:lsdException w:name="Medium Shading 1 Accent 3" w:semiHidden="0" w:uiPriority="63" w:unhideWhenUsed="0"/>
+    <w:lsdException w:name="Medium Shading 2 Accent 3" w:semiHidden="0" w:uiPriority="64" w:unhideWhenUsed="0"/>
+    <w:lsdException w:name="Medium List 1 Accent 3" w:semiHidden="0" w:uiPriority="65" w:unhideWhenUsed="0"/>
+    <w:lsdException w:name="Medium List 2 Accent 3" w:semiHidden="0" w:uiPriority="66" w:unhideWhenUsed="0"/>
+    <w:lsdException w:name="Medium Grid 1 Accent 3" w:semiHidden="0" w:uiPriority="67" w:unhideWhenUsed="0"/>
+    <w:lsdException w:name="Medium Grid 2 Accent 3" w:semiHidden="0" w:uiPriority="68" w:unhideWhenUsed="0"/>
+    <w:lsdException w:name="Medium Grid 3 Accent 3" w:semiHidden="0" w:uiPriority="69" w:unhideWhenUsed="0"/>
+    <w:lsdException w:name="Dark List Accent 3" w:semiHidden="0" w:uiPriority="70" w:unhideWhenUsed="0"/>
+    <w:lsdException w:name="Colorful Shading Accent 3" w:semiHidden="0" w:uiPriority="71" w:unhideWhenUsed="0"/>
+    <w:lsdException w:name="Colorful List Accent 3" w:semiHidden="0" w:uiPriority="72" w:unhideWhenUsed="0"/>
+    <w:lsdException w:name="Colorful Grid Accent 3" w:semiHidden="0" w:uiPriority="73" w:unhideWhenUsed="0"/>
+    <w:lsdException w:name="Light Shading Accent 4" w:semiHidden="0" w:uiPriority="60" w:unhideWhenUsed="0"/>
+    <w:lsdException w:name="Light List Accent 4" w:semiHidden="0" w:uiPriority="61" w:unhideWhenUsed="0"/>
+    <w:lsdException w:name="Light Grid Accent 4" w:semiHidden="0" w:uiPriority="62" w:unhideWhenUsed="0"/>
+    <w:lsdException w:name="Medium Shading 1 Accent 4" w:semiHidden="0" w:uiPriority="63" w:unhideWhenUsed="0"/>
+    <w:lsdException w:name="Medium Shading 2 Accent 4" w:semiHidden="0" w:uiPriority="64" w:unhideWhenUsed="0"/>
+    <w:lsdException w:name="Medium List 1 Accent 4" w:semiHidden="0" w:uiPriority="65" w:unhideWhenUsed="0"/>
+    <w:lsdException w:name="Medium List 2 Accent 4" w:semiHidden="0" w:uiPriority="66" w:unhideWhenUsed="0"/>
+    <w:lsdException w:name="Medium Grid 1 Accent 4" w:semiHidden="0" w:uiPriority="67" w:unhideWhenUsed="0"/>
+    <w:lsdException w:name="Medium Grid 2 Accent 4" w:semiHidden="0" w:uiPriority="68" w:unhideWhenUsed="0"/>
+    <w:lsdException w:name="Medium Grid 3 Accent 4" w:semiHidden="0" w:uiPriority="69" w:unhideWhenUsed="0"/>
+    <w:lsdException w:name="Dark List Accent 4" w:semiHidden="0" w:uiPriority="70" w:unhideWhenUsed="0"/>
+    <w:lsdException w:name="Colorful Shading Accent 4" w:semiHidden="0" w:uiPriority="71" w:unhideWhenUsed="0"/>
+    <w:lsdException w:name="Colorful List Accent 4" w:semiHidden="0" w:uiPriority="72" w:unhideWhenUsed="0"/>
+    <w:lsdException w:name="Colorful Grid Accent 4" w:semiHidden="0" w:uiPriority="73" w:unhideWhenUsed="0"/>
+    <w:lsdException w:name="Light Shading Accent 5" w:semiHidden="0" w:uiPriority="60" w:unhideWhenUsed="0"/>
+    <w:lsdException w:name="Light List Accent 5" w:semiHidden="0" w:uiPriority="61" w:unhideWhenUsed="0"/>
+    <w:lsdException w:name="Light Grid Accent 5" w:semiHidden="0" w:uiPriority="62" w:unhideWhenUsed="0"/>
+    <w:lsdException w:name="Medium Shading 1 Accent 5" w:semiHidden="0" w:uiPriority="63" w:unhideWhenUsed="0"/>
+    <w:lsdException w:name="Medium Shading 2 Accent 5" w:semiHidden="0" w:uiPriority="64" w:unhideWhenUsed="0"/>
+    <w:lsdException w:name="Medium List 1 Accent 5" w:semiHidden="0" w:uiPriority="65" w:unhideWhenUsed="0"/>
+    <w:lsdException w:name="Medium List 2 Accent 5" w:semiHidden="0" w:uiPriority="66" w:unhideWhenUsed="0"/>
+    <w:lsdException w:name="Medium Grid 1 Accent 5" w:semiHidden="0" w:uiPriority="67" w:unhideWhenUsed="0"/>
+    <w:lsdException w:name="Medium Grid 2 Accent 5" w:semiHidden="0" w:uiPriority="68" w:unhideWhenUsed="0"/>
+    <w:lsdException w:name="Medium Grid 3 Accent 5" w:semiHidden="0" w:uiPriority="69" w:unhideWhenUsed="0"/>
+    <w:lsdException w:name="Dark List Accent 5" w:semiHidden="0" w:uiPriority="70" w:unhideWhenUsed="0"/>
+    <w:lsdException w:name="Colorful Shading Accent 5" w:semiHidden="0" w:uiPriority="71" w:unhideWhenUsed="0"/>
+    <w:lsdException w:name="Colorful List Accent 5" w:semiHidden="0" w:uiPriority="72" w:unhideWhenUsed="0"/>
+    <w:lsdException w:name="Colorful Grid Accent 5" w:semiHidden="0" w:uiPriority="73" w:unhideWhenUsed="0"/>
+    <w:lsdException w:name="Light Shading Accent 6" w:semiHidden="0" w:uiPriority="60" w:unhideWhenUsed="0"/>
+    <w:lsdException w:name="Light List Accent 6" w:semiHidden="0" w:uiPriority="61" w:unhideWhenUsed="0"/>
+    <w:lsdException w:name="Light Grid Accent 6" w:semiHidden="0" w:uiPriority="62" w:unhideWhenUsed="0"/>
+    <w:lsdException w:name="Medium Shading 1 Accent 6" w:semiHidden="0" w:uiPriority="63" w:unhideWhenUsed="0"/>
+    <w:lsdException w:name="Medium Shading 2 Accent 6" w:semiHidden="0" w:uiPriority="64" w:unhideWhenUsed="0"/>
+    <w:lsdException w:name="Medium List 1 Accent 6" w:semiHidden="0" w:uiPriority="65" w:unhideWhenUsed="0"/>
+    <w:lsdException w:name="Medium List 2 Accent 6" w:semiHidden="0" w:uiPriority="66" w:unhideWhenUsed="0"/>
+    <w:lsdException w:name="Medium Grid 1 Accent 6" w:semiHidden="0" w:uiPriority="67" w:unhideWhenUsed="0"/>
+    <w:lsdException w:name="Medium Grid 2 Accent 6" w:semiHidden="0" w:uiPriority="68" w:unhideWhenUsed="0"/>
+    <w:lsdException w:name="Medium Grid 3 Accent 6" w:semiHidden="0" w:uiPriority="69" w:unhideWhenUsed="0"/>
+    <w:lsdException w:name="Dark List Accent 6" w:semiHidden="0" w:uiPriority="70" w:unhideWhenUsed="0"/>
+    <w:lsdException w:name="Colorful Shading Accent 6" w:semiHidden="0" w:uiPriority="71" w:unhideWhenUsed="0"/>
+    <w:lsdException w:name="Colorful List Accent 6" w:semiHidden="0" w:uiPriority="72" w:unhideWhenUsed="0"/>
+    <w:lsdException w:name="Colorful Grid Accent 6" w:semiHidden="0" w:uiPriority="73" w:unhideWhenUsed="0"/>
+    <w:lsdException w:name="Subtle Emphasis" w:semiHidden="0" w:uiPriority="19" w:unhideWhenUsed="0" w:qFormat="1"/>
+    <w:lsdException w:name="Intense Emphasis" w:semiHidden="0" w:uiPriority="21" w:unhideWhenUsed="0" w:qFormat="1"/>
+    <w:lsdException w:name="Subtle Reference" w:semiHidden="0" w:uiPriority="31" w:unhideWhenUsed="0" w:qFormat="1"/>
+    <w:lsdException w:name="Intense Reference" w:semiHidden="0" w:uiPriority="32" w:unhideWhenUsed="0" w:qFormat="1"/>
+    <w:lsdException w:name="Book Title" w:semiHidden="0" w:uiPriority="33" w:unhideWhenUsed="0" w:qFormat="1"/>
+    <w:lsdException w:name="Bibliography" w:uiPriority="37"/>
+    <w:lsdException w:name="TOC Heading" w:uiPriority="39" w:qFormat="1"/>
   </w:latentStyles>
   <w:style w:type="paragraph" w:default="1" w:styleId="a">
     <w:name w:val="Normal"/>
     <w:qFormat/>
-    <w:rsid w:val="00EA661E"/>
+    <w:rsid w:val="000E3BE2"/>
     <w:pPr>
       <w:spacing w:line="360" w:lineRule="auto"/>
       <w:jc w:val="both"/>
@@ -818,9 +1528,35 @@
       <w:szCs w:val="28"/>
     </w:rPr>
   </w:style>
+  <w:style w:type="paragraph" w:styleId="2">
+    <w:name w:val="heading 2"/>
+    <w:basedOn w:val="a"/>
+    <w:next w:val="a"/>
+    <w:link w:val="20"/>
+    <w:uiPriority w:val="9"/>
+    <w:semiHidden/>
+    <w:unhideWhenUsed/>
+    <w:qFormat/>
+    <w:rsid w:val="0064785F"/>
+    <w:pPr>
+      <w:keepNext/>
+      <w:keepLines/>
+      <w:spacing w:before="200" w:after="0"/>
+      <w:outlineLvl w:val="1"/>
+    </w:pPr>
+    <w:rPr>
+      <w:rFonts w:asciiTheme="majorHAnsi" w:eastAsiaTheme="majorEastAsia" w:hAnsiTheme="majorHAnsi" w:cstheme="majorBidi"/>
+      <w:b/>
+      <w:bCs/>
+      <w:color w:val="4F81BD" w:themeColor="accent1"/>
+      <w:sz w:val="26"/>
+      <w:szCs w:val="26"/>
+    </w:rPr>
+  </w:style>
   <w:style w:type="character" w:default="1" w:styleId="a0">
     <w:name w:val="Default Paragraph Font"/>
     <w:uiPriority w:val="1"/>
+    <w:semiHidden/>
     <w:unhideWhenUsed/>
   </w:style>
   <w:style w:type="table" w:default="1" w:styleId="a1">
@@ -856,6 +1592,436 @@
       <w:color w:val="000000" w:themeColor="text1"/>
       <w:sz w:val="28"/>
       <w:szCs w:val="28"/>
+    </w:rPr>
+  </w:style>
+  <w:style w:type="paragraph" w:styleId="a3">
+    <w:name w:val="List Paragraph"/>
+    <w:basedOn w:val="a"/>
+    <w:uiPriority w:val="34"/>
+    <w:qFormat/>
+    <w:rsid w:val="00B7321F"/>
+    <w:pPr>
+      <w:ind w:left="720"/>
+      <w:contextualSpacing/>
+    </w:pPr>
+  </w:style>
+  <w:style w:type="character" w:styleId="a4">
+    <w:name w:val="Hyperlink"/>
+    <w:basedOn w:val="a0"/>
+    <w:uiPriority w:val="99"/>
+    <w:unhideWhenUsed/>
+    <w:rsid w:val="0064785F"/>
+    <w:rPr>
+      <w:color w:val="0000FF" w:themeColor="hyperlink"/>
+      <w:u w:val="single"/>
+    </w:rPr>
+  </w:style>
+  <w:style w:type="character" w:customStyle="1" w:styleId="20">
+    <w:name w:val="Заголовок 2 Знак"/>
+    <w:basedOn w:val="a0"/>
+    <w:link w:val="2"/>
+    <w:uiPriority w:val="9"/>
+    <w:semiHidden/>
+    <w:rsid w:val="0064785F"/>
+    <w:rPr>
+      <w:rFonts w:asciiTheme="majorHAnsi" w:eastAsiaTheme="majorEastAsia" w:hAnsiTheme="majorHAnsi" w:cstheme="majorBidi"/>
+      <w:b/>
+      <w:bCs/>
+      <w:color w:val="4F81BD" w:themeColor="accent1"/>
+      <w:sz w:val="26"/>
+      <w:szCs w:val="26"/>
+    </w:rPr>
+  </w:style>
+  <w:style w:type="paragraph" w:styleId="a5">
+    <w:name w:val="Normal (Web)"/>
+    <w:basedOn w:val="a"/>
+    <w:uiPriority w:val="99"/>
+    <w:unhideWhenUsed/>
+    <w:rsid w:val="0064785F"/>
+    <w:pPr>
+      <w:spacing w:before="100" w:beforeAutospacing="1" w:after="100" w:afterAutospacing="1" w:line="240" w:lineRule="auto"/>
+      <w:jc w:val="left"/>
+    </w:pPr>
+    <w:rPr>
+      <w:rFonts w:eastAsia="Times New Roman" w:cs="Times New Roman"/>
+      <w:sz w:val="24"/>
+      <w:szCs w:val="24"/>
+      <w:lang w:eastAsia="ru-RU"/>
+    </w:rPr>
+  </w:style>
+  <w:style w:type="paragraph" w:styleId="a6">
+    <w:name w:val="Balloon Text"/>
+    <w:basedOn w:val="a"/>
+    <w:link w:val="a7"/>
+    <w:uiPriority w:val="99"/>
+    <w:semiHidden/>
+    <w:unhideWhenUsed/>
+    <w:rsid w:val="0064785F"/>
+    <w:pPr>
+      <w:spacing w:after="0" w:line="240" w:lineRule="auto"/>
+    </w:pPr>
+    <w:rPr>
+      <w:rFonts w:ascii="Tahoma" w:hAnsi="Tahoma" w:cs="Tahoma"/>
+      <w:sz w:val="16"/>
+      <w:szCs w:val="16"/>
+    </w:rPr>
+  </w:style>
+  <w:style w:type="character" w:customStyle="1" w:styleId="a7">
+    <w:name w:val="Текст выноски Знак"/>
+    <w:basedOn w:val="a0"/>
+    <w:link w:val="a6"/>
+    <w:uiPriority w:val="99"/>
+    <w:semiHidden/>
+    <w:rsid w:val="0064785F"/>
+    <w:rPr>
+      <w:rFonts w:ascii="Tahoma" w:hAnsi="Tahoma" w:cs="Tahoma"/>
+      <w:sz w:val="16"/>
+      <w:szCs w:val="16"/>
+    </w:rPr>
+  </w:style>
+</w:styles>
+</file>
+
+<file path=word/stylesWithEffects.xml><?xml version="1.0" encoding="utf-8"?>
+<w:styles xmlns:wpc="http://schemas.microsoft.com/office/word/2010/wordprocessingCanvas" xmlns:mc="http://schemas.openxmlformats.org/markup-compatibility/2006" xmlns:o="urn:schemas-microsoft-com:office:office" xmlns:r="http://schemas.openxmlformats.org/officeDocument/2006/relationships" xmlns:m="http://schemas.openxmlformats.org/officeDocument/2006/math" xmlns:v="urn:schemas-microsoft-com:vml" xmlns:wp14="http://schemas.microsoft.com/office/word/2010/wordprocessingDrawing" xmlns:wp="http://schemas.openxmlformats.org/drawingml/2006/wordprocessingDrawing" xmlns:w10="urn:schemas-microsoft-com:office:word" xmlns:w="http://schemas.openxmlformats.org/wordprocessingml/2006/main" xmlns:w14="http://schemas.microsoft.com/office/word/2010/wordml" xmlns:wpg="http://schemas.microsoft.com/office/word/2010/wordprocessingGroup" xmlns:wpi="http://schemas.microsoft.com/office/word/2010/wordprocessingInk" xmlns:wne="http://schemas.microsoft.com/office/word/2006/wordml" xmlns:wps="http://schemas.microsoft.com/office/word/2010/wordprocessingShape" mc:Ignorable="w14 wp14">
+  <w:docDefaults>
+    <w:rPrDefault>
+      <w:rPr>
+        <w:rFonts w:asciiTheme="minorHAnsi" w:eastAsiaTheme="minorHAnsi" w:hAnsiTheme="minorHAnsi" w:cstheme="minorBidi"/>
+        <w:sz w:val="22"/>
+        <w:szCs w:val="22"/>
+        <w:lang w:val="ru-RU" w:eastAsia="en-US" w:bidi="ar-SA"/>
+      </w:rPr>
+    </w:rPrDefault>
+    <w:pPrDefault>
+      <w:pPr>
+        <w:spacing w:after="200" w:line="276" w:lineRule="auto"/>
+      </w:pPr>
+    </w:pPrDefault>
+  </w:docDefaults>
+  <w:latentStyles w:defLockedState="0" w:defUIPriority="99" w:defSemiHidden="1" w:defUnhideWhenUsed="1" w:defQFormat="0" w:count="267">
+    <w:lsdException w:name="Normal" w:semiHidden="0" w:uiPriority="0" w:unhideWhenUsed="0" w:qFormat="1"/>
+    <w:lsdException w:name="heading 1" w:semiHidden="0" w:uiPriority="9" w:unhideWhenUsed="0" w:qFormat="1"/>
+    <w:lsdException w:name="heading 2" w:uiPriority="9" w:qFormat="1"/>
+    <w:lsdException w:name="heading 3" w:uiPriority="9" w:qFormat="1"/>
+    <w:lsdException w:name="heading 4" w:uiPriority="9" w:qFormat="1"/>
+    <w:lsdException w:name="heading 5" w:uiPriority="9" w:qFormat="1"/>
+    <w:lsdException w:name="heading 6" w:uiPriority="9" w:qFormat="1"/>
+    <w:lsdException w:name="heading 7" w:uiPriority="9" w:qFormat="1"/>
+    <w:lsdException w:name="heading 8" w:uiPriority="9" w:qFormat="1"/>
+    <w:lsdException w:name="heading 9" w:uiPriority="9" w:qFormat="1"/>
+    <w:lsdException w:name="toc 1" w:uiPriority="39"/>
+    <w:lsdException w:name="toc 2" w:uiPriority="39"/>
+    <w:lsdException w:name="toc 3" w:uiPriority="39"/>
+    <w:lsdException w:name="toc 4" w:uiPriority="39"/>
+    <w:lsdException w:name="toc 5" w:uiPriority="39"/>
+    <w:lsdException w:name="toc 6" w:uiPriority="39"/>
+    <w:lsdException w:name="toc 7" w:uiPriority="39"/>
+    <w:lsdException w:name="toc 8" w:uiPriority="39"/>
+    <w:lsdException w:name="toc 9" w:uiPriority="39"/>
+    <w:lsdException w:name="caption" w:uiPriority="35" w:qFormat="1"/>
+    <w:lsdException w:name="Title" w:semiHidden="0" w:uiPriority="10" w:unhideWhenUsed="0" w:qFormat="1"/>
+    <w:lsdException w:name="Default Paragraph Font" w:uiPriority="1"/>
+    <w:lsdException w:name="Subtitle" w:semiHidden="0" w:uiPriority="11" w:unhideWhenUsed="0" w:qFormat="1"/>
+    <w:lsdException w:name="Strong" w:semiHidden="0" w:uiPriority="22" w:unhideWhenUsed="0" w:qFormat="1"/>
+    <w:lsdException w:name="Emphasis" w:semiHidden="0" w:uiPriority="20" w:unhideWhenUsed="0" w:qFormat="1"/>
+    <w:lsdException w:name="Table Grid" w:semiHidden="0" w:uiPriority="59" w:unhideWhenUsed="0"/>
+    <w:lsdException w:name="Placeholder Text" w:unhideWhenUsed="0"/>
+    <w:lsdException w:name="No Spacing" w:semiHidden="0" w:uiPriority="1" w:unhideWhenUsed="0" w:qFormat="1"/>
+    <w:lsdException w:name="Light Shading" w:semiHidden="0" w:uiPriority="60" w:unhideWhenUsed="0"/>
+    <w:lsdException w:name="Light List" w:semiHidden="0" w:uiPriority="61" w:unhideWhenUsed="0"/>
+    <w:lsdException w:name="Light Grid" w:semiHidden="0" w:uiPriority="62" w:unhideWhenUsed="0"/>
+    <w:lsdException w:name="Medium Shading 1" w:semiHidden="0" w:uiPriority="63" w:unhideWhenUsed="0"/>
+    <w:lsdException w:name="Medium Shading 2" w:semiHidden="0" w:uiPriority="64" w:unhideWhenUsed="0"/>
+    <w:lsdException w:name="Medium List 1" w:semiHidden="0" w:uiPriority="65" w:unhideWhenUsed="0"/>
+    <w:lsdException w:name="Medium List 2" w:semiHidden="0" w:uiPriority="66" w:unhideWhenUsed="0"/>
+    <w:lsdException w:name="Medium Grid 1" w:semiHidden="0" w:uiPriority="67" w:unhideWhenUsed="0"/>
+    <w:lsdException w:name="Medium Grid 2" w:semiHidden="0" w:uiPriority="68" w:unhideWhenUsed="0"/>
+    <w:lsdException w:name="Medium Grid 3" w:semiHidden="0" w:uiPriority="69" w:unhideWhenUsed="0"/>
+    <w:lsdException w:name="Dark List" w:semiHidden="0" w:uiPriority="70" w:unhideWhenUsed="0"/>
+    <w:lsdException w:name="Colorful Shading" w:semiHidden="0" w:uiPriority="71" w:unhideWhenUsed="0"/>
+    <w:lsdException w:name="Colorful List" w:semiHidden="0" w:uiPriority="72" w:unhideWhenUsed="0"/>
+    <w:lsdException w:name="Colorful Grid" w:semiHidden="0" w:uiPriority="73" w:unhideWhenUsed="0"/>
+    <w:lsdException w:name="Light Shading Accent 1" w:semiHidden="0" w:uiPriority="60" w:unhideWhenUsed="0"/>
+    <w:lsdException w:name="Light List Accent 1" w:semiHidden="0" w:uiPriority="61" w:unhideWhenUsed="0"/>
+    <w:lsdException w:name="Light Grid Accent 1" w:semiHidden="0" w:uiPriority="62" w:unhideWhenUsed="0"/>
+    <w:lsdException w:name="Medium Shading 1 Accent 1" w:semiHidden="0" w:uiPriority="63" w:unhideWhenUsed="0"/>
+    <w:lsdException w:name="Medium Shading 2 Accent 1" w:semiHidden="0" w:uiPriority="64" w:unhideWhenUsed="0"/>
+    <w:lsdException w:name="Medium List 1 Accent 1" w:semiHidden="0" w:uiPriority="65" w:unhideWhenUsed="0"/>
+    <w:lsdException w:name="Revision" w:unhideWhenUsed="0"/>
+    <w:lsdException w:name="List Paragraph" w:semiHidden="0" w:uiPriority="34" w:unhideWhenUsed="0" w:qFormat="1"/>
+    <w:lsdException w:name="Quote" w:semiHidden="0" w:uiPriority="29" w:unhideWhenUsed="0" w:qFormat="1"/>
+    <w:lsdException w:name="Intense Quote" w:semiHidden="0" w:uiPriority="30" w:unhideWhenUsed="0" w:qFormat="1"/>
+    <w:lsdException w:name="Medium List 2 Accent 1" w:semiHidden="0" w:uiPriority="66" w:unhideWhenUsed="0"/>
+    <w:lsdException w:name="Medium Grid 1 Accent 1" w:semiHidden="0" w:uiPriority="67" w:unhideWhenUsed="0"/>
+    <w:lsdException w:name="Medium Grid 2 Accent 1" w:semiHidden="0" w:uiPriority="68" w:unhideWhenUsed="0"/>
+    <w:lsdException w:name="Medium Grid 3 Accent 1" w:semiHidden="0" w:uiPriority="69" w:unhideWhenUsed="0"/>
+    <w:lsdException w:name="Dark List Accent 1" w:semiHidden="0" w:uiPriority="70" w:unhideWhenUsed="0"/>
+    <w:lsdException w:name="Colorful Shading Accent 1" w:semiHidden="0" w:uiPriority="71" w:unhideWhenUsed="0"/>
+    <w:lsdException w:name="Colorful List Accent 1" w:semiHidden="0" w:uiPriority="72" w:unhideWhenUsed="0"/>
+    <w:lsdException w:name="Colorful Grid Accent 1" w:semiHidden="0" w:uiPriority="73" w:unhideWhenUsed="0"/>
+    <w:lsdException w:name="Light Shading Accent 2" w:semiHidden="0" w:uiPriority="60" w:unhideWhenUsed="0"/>
+    <w:lsdException w:name="Light List Accent 2" w:semiHidden="0" w:uiPriority="61" w:unhideWhenUsed="0"/>
+    <w:lsdException w:name="Light Grid Accent 2" w:semiHidden="0" w:uiPriority="62" w:unhideWhenUsed="0"/>
+    <w:lsdException w:name="Medium Shading 1 Accent 2" w:semiHidden="0" w:uiPriority="63" w:unhideWhenUsed="0"/>
+    <w:lsdException w:name="Medium Shading 2 Accent 2" w:semiHidden="0" w:uiPriority="64" w:unhideWhenUsed="0"/>
+    <w:lsdException w:name="Medium List 1 Accent 2" w:semiHidden="0" w:uiPriority="65" w:unhideWhenUsed="0"/>
+    <w:lsdException w:name="Medium List 2 Accent 2" w:semiHidden="0" w:uiPriority="66" w:unhideWhenUsed="0"/>
+    <w:lsdException w:name="Medium Grid 1 Accent 2" w:semiHidden="0" w:uiPriority="67" w:unhideWhenUsed="0"/>
+    <w:lsdException w:name="Medium Grid 2 Accent 2" w:semiHidden="0" w:uiPriority="68" w:unhideWhenUsed="0"/>
+    <w:lsdException w:name="Medium Grid 3 Accent 2" w:semiHidden="0" w:uiPriority="69" w:unhideWhenUsed="0"/>
+    <w:lsdException w:name="Dark List Accent 2" w:semiHidden="0" w:uiPriority="70" w:unhideWhenUsed="0"/>
+    <w:lsdException w:name="Colorful Shading Accent 2" w:semiHidden="0" w:uiPriority="71" w:unhideWhenUsed="0"/>
+    <w:lsdException w:name="Colorful List Accent 2" w:semiHidden="0" w:uiPriority="72" w:unhideWhenUsed="0"/>
+    <w:lsdException w:name="Colorful Grid Accent 2" w:semiHidden="0" w:uiPriority="73" w:unhideWhenUsed="0"/>
+    <w:lsdException w:name="Light Shading Accent 3" w:semiHidden="0" w:uiPriority="60" w:unhideWhenUsed="0"/>
+    <w:lsdException w:name="Light List Accent 3" w:semiHidden="0" w:uiPriority="61" w:unhideWhenUsed="0"/>
+    <w:lsdException w:name="Light Grid Accent 3" w:semiHidden="0" w:uiPriority="62" w:unhideWhenUsed="0"/>
+    <w:lsdException w:name="Medium Shading 1 Accent 3" w:semiHidden="0" w:uiPriority="63" w:unhideWhenUsed="0"/>
+    <w:lsdException w:name="Medium Shading 2 Accent 3" w:semiHidden="0" w:uiPriority="64" w:unhideWhenUsed="0"/>
+    <w:lsdException w:name="Medium List 1 Accent 3" w:semiHidden="0" w:uiPriority="65" w:unhideWhenUsed="0"/>
+    <w:lsdException w:name="Medium List 2 Accent 3" w:semiHidden="0" w:uiPriority="66" w:unhideWhenUsed="0"/>
+    <w:lsdException w:name="Medium Grid 1 Accent 3" w:semiHidden="0" w:uiPriority="67" w:unhideWhenUsed="0"/>
+    <w:lsdException w:name="Medium Grid 2 Accent 3" w:semiHidden="0" w:uiPriority="68" w:unhideWhenUsed="0"/>
+    <w:lsdException w:name="Medium Grid 3 Accent 3" w:semiHidden="0" w:uiPriority="69" w:unhideWhenUsed="0"/>
+    <w:lsdException w:name="Dark List Accent 3" w:semiHidden="0" w:uiPriority="70" w:unhideWhenUsed="0"/>
+    <w:lsdException w:name="Colorful Shading Accent 3" w:semiHidden="0" w:uiPriority="71" w:unhideWhenUsed="0"/>
+    <w:lsdException w:name="Colorful List Accent 3" w:semiHidden="0" w:uiPriority="72" w:unhideWhenUsed="0"/>
+    <w:lsdException w:name="Colorful Grid Accent 3" w:semiHidden="0" w:uiPriority="73" w:unhideWhenUsed="0"/>
+    <w:lsdException w:name="Light Shading Accent 4" w:semiHidden="0" w:uiPriority="60" w:unhideWhenUsed="0"/>
+    <w:lsdException w:name="Light List Accent 4" w:semiHidden="0" w:uiPriority="61" w:unhideWhenUsed="0"/>
+    <w:lsdException w:name="Light Grid Accent 4" w:semiHidden="0" w:uiPriority="62" w:unhideWhenUsed="0"/>
+    <w:lsdException w:name="Medium Shading 1 Accent 4" w:semiHidden="0" w:uiPriority="63" w:unhideWhenUsed="0"/>
+    <w:lsdException w:name="Medium Shading 2 Accent 4" w:semiHidden="0" w:uiPriority="64" w:unhideWhenUsed="0"/>
+    <w:lsdException w:name="Medium List 1 Accent 4" w:semiHidden="0" w:uiPriority="65" w:unhideWhenUsed="0"/>
+    <w:lsdException w:name="Medium List 2 Accent 4" w:semiHidden="0" w:uiPriority="66" w:unhideWhenUsed="0"/>
+    <w:lsdException w:name="Medium Grid 1 Accent 4" w:semiHidden="0" w:uiPriority="67" w:unhideWhenUsed="0"/>
+    <w:lsdException w:name="Medium Grid 2 Accent 4" w:semiHidden="0" w:uiPriority="68" w:unhideWhenUsed="0"/>
+    <w:lsdException w:name="Medium Grid 3 Accent 4" w:semiHidden="0" w:uiPriority="69" w:unhideWhenUsed="0"/>
+    <w:lsdException w:name="Dark List Accent 4" w:semiHidden="0" w:uiPriority="70" w:unhideWhenUsed="0"/>
+    <w:lsdException w:name="Colorful Shading Accent 4" w:semiHidden="0" w:uiPriority="71" w:unhideWhenUsed="0"/>
+    <w:lsdException w:name="Colorful List Accent 4" w:semiHidden="0" w:uiPriority="72" w:unhideWhenUsed="0"/>
+    <w:lsdException w:name="Colorful Grid Accent 4" w:semiHidden="0" w:uiPriority="73" w:unhideWhenUsed="0"/>
+    <w:lsdException w:name="Light Shading Accent 5" w:semiHidden="0" w:uiPriority="60" w:unhideWhenUsed="0"/>
+    <w:lsdException w:name="Light List Accent 5" w:semiHidden="0" w:uiPriority="61" w:unhideWhenUsed="0"/>
+    <w:lsdException w:name="Light Grid Accent 5" w:semiHidden="0" w:uiPriority="62" w:unhideWhenUsed="0"/>
+    <w:lsdException w:name="Medium Shading 1 Accent 5" w:semiHidden="0" w:uiPriority="63" w:unhideWhenUsed="0"/>
+    <w:lsdException w:name="Medium Shading 2 Accent 5" w:semiHidden="0" w:uiPriority="64" w:unhideWhenUsed="0"/>
+    <w:lsdException w:name="Medium List 1 Accent 5" w:semiHidden="0" w:uiPriority="65" w:unhideWhenUsed="0"/>
+    <w:lsdException w:name="Medium List 2 Accent 5" w:semiHidden="0" w:uiPriority="66" w:unhideWhenUsed="0"/>
+    <w:lsdException w:name="Medium Grid 1 Accent 5" w:semiHidden="0" w:uiPriority="67" w:unhideWhenUsed="0"/>
+    <w:lsdException w:name="Medium Grid 2 Accent 5" w:semiHidden="0" w:uiPriority="68" w:unhideWhenUsed="0"/>
+    <w:lsdException w:name="Medium Grid 3 Accent 5" w:semiHidden="0" w:uiPriority="69" w:unhideWhenUsed="0"/>
+    <w:lsdException w:name="Dark List Accent 5" w:semiHidden="0" w:uiPriority="70" w:unhideWhenUsed="0"/>
+    <w:lsdException w:name="Colorful Shading Accent 5" w:semiHidden="0" w:uiPriority="71" w:unhideWhenUsed="0"/>
+    <w:lsdException w:name="Colorful List Accent 5" w:semiHidden="0" w:uiPriority="72" w:unhideWhenUsed="0"/>
+    <w:lsdException w:name="Colorful Grid Accent 5" w:semiHidden="0" w:uiPriority="73" w:unhideWhenUsed="0"/>
+    <w:lsdException w:name="Light Shading Accent 6" w:semiHidden="0" w:uiPriority="60" w:unhideWhenUsed="0"/>
+    <w:lsdException w:name="Light List Accent 6" w:semiHidden="0" w:uiPriority="61" w:unhideWhenUsed="0"/>
+    <w:lsdException w:name="Light Grid Accent 6" w:semiHidden="0" w:uiPriority="62" w:unhideWhenUsed="0"/>
+    <w:lsdException w:name="Medium Shading 1 Accent 6" w:semiHidden="0" w:uiPriority="63" w:unhideWhenUsed="0"/>
+    <w:lsdException w:name="Medium Shading 2 Accent 6" w:semiHidden="0" w:uiPriority="64" w:unhideWhenUsed="0"/>
+    <w:lsdException w:name="Medium List 1 Accent 6" w:semiHidden="0" w:uiPriority="65" w:unhideWhenUsed="0"/>
+    <w:lsdException w:name="Medium List 2 Accent 6" w:semiHidden="0" w:uiPriority="66" w:unhideWhenUsed="0"/>
+    <w:lsdException w:name="Medium Grid 1 Accent 6" w:semiHidden="0" w:uiPriority="67" w:unhideWhenUsed="0"/>
+    <w:lsdException w:name="Medium Grid 2 Accent 6" w:semiHidden="0" w:uiPriority="68" w:unhideWhenUsed="0"/>
+    <w:lsdException w:name="Medium Grid 3 Accent 6" w:semiHidden="0" w:uiPriority="69" w:unhideWhenUsed="0"/>
+    <w:lsdException w:name="Dark List Accent 6" w:semiHidden="0" w:uiPriority="70" w:unhideWhenUsed="0"/>
+    <w:lsdException w:name="Colorful Shading Accent 6" w:semiHidden="0" w:uiPriority="71" w:unhideWhenUsed="0"/>
+    <w:lsdException w:name="Colorful List Accent 6" w:semiHidden="0" w:uiPriority="72" w:unhideWhenUsed="0"/>
+    <w:lsdException w:name="Colorful Grid Accent 6" w:semiHidden="0" w:uiPriority="73" w:unhideWhenUsed="0"/>
+    <w:lsdException w:name="Subtle Emphasis" w:semiHidden="0" w:uiPriority="19" w:unhideWhenUsed="0" w:qFormat="1"/>
+    <w:lsdException w:name="Intense Emphasis" w:semiHidden="0" w:uiPriority="21" w:unhideWhenUsed="0" w:qFormat="1"/>
+    <w:lsdException w:name="Subtle Reference" w:semiHidden="0" w:uiPriority="31" w:unhideWhenUsed="0" w:qFormat="1"/>
+    <w:lsdException w:name="Intense Reference" w:semiHidden="0" w:uiPriority="32" w:unhideWhenUsed="0" w:qFormat="1"/>
+    <w:lsdException w:name="Book Title" w:semiHidden="0" w:uiPriority="33" w:unhideWhenUsed="0" w:qFormat="1"/>
+    <w:lsdException w:name="Bibliography" w:uiPriority="37"/>
+    <w:lsdException w:name="TOC Heading" w:uiPriority="39" w:qFormat="1"/>
+  </w:latentStyles>
+  <w:style w:type="paragraph" w:default="1" w:styleId="a">
+    <w:name w:val="Normal"/>
+    <w:qFormat/>
+    <w:rsid w:val="000E3BE2"/>
+    <w:pPr>
+      <w:spacing w:line="360" w:lineRule="auto"/>
+      <w:jc w:val="both"/>
+    </w:pPr>
+    <w:rPr>
+      <w:rFonts w:ascii="Times New Roman" w:hAnsi="Times New Roman"/>
+      <w:sz w:val="28"/>
+    </w:rPr>
+  </w:style>
+  <w:style w:type="paragraph" w:styleId="1">
+    <w:name w:val="heading 1"/>
+    <w:basedOn w:val="a"/>
+    <w:next w:val="a"/>
+    <w:link w:val="10"/>
+    <w:uiPriority w:val="9"/>
+    <w:qFormat/>
+    <w:rsid w:val="00EA661E"/>
+    <w:pPr>
+      <w:keepNext/>
+      <w:keepLines/>
+      <w:spacing w:after="0"/>
+      <w:jc w:val="center"/>
+      <w:outlineLvl w:val="0"/>
+    </w:pPr>
+    <w:rPr>
+      <w:rFonts w:eastAsiaTheme="majorEastAsia" w:cstheme="majorBidi"/>
+      <w:bCs/>
+      <w:color w:val="000000" w:themeColor="text1"/>
+      <w:szCs w:val="28"/>
+    </w:rPr>
+  </w:style>
+  <w:style w:type="paragraph" w:styleId="2">
+    <w:name w:val="heading 2"/>
+    <w:basedOn w:val="a"/>
+    <w:next w:val="a"/>
+    <w:link w:val="20"/>
+    <w:uiPriority w:val="9"/>
+    <w:semiHidden/>
+    <w:unhideWhenUsed/>
+    <w:qFormat/>
+    <w:rsid w:val="0064785F"/>
+    <w:pPr>
+      <w:keepNext/>
+      <w:keepLines/>
+      <w:spacing w:before="200" w:after="0"/>
+      <w:outlineLvl w:val="1"/>
+    </w:pPr>
+    <w:rPr>
+      <w:rFonts w:asciiTheme="majorHAnsi" w:eastAsiaTheme="majorEastAsia" w:hAnsiTheme="majorHAnsi" w:cstheme="majorBidi"/>
+      <w:b/>
+      <w:bCs/>
+      <w:color w:val="4F81BD" w:themeColor="accent1"/>
+      <w:sz w:val="26"/>
+      <w:szCs w:val="26"/>
+    </w:rPr>
+  </w:style>
+  <w:style w:type="character" w:default="1" w:styleId="a0">
+    <w:name w:val="Default Paragraph Font"/>
+    <w:uiPriority w:val="1"/>
+    <w:semiHidden/>
+    <w:unhideWhenUsed/>
+  </w:style>
+  <w:style w:type="table" w:default="1" w:styleId="a1">
+    <w:name w:val="Normal Table"/>
+    <w:uiPriority w:val="99"/>
+    <w:semiHidden/>
+    <w:unhideWhenUsed/>
+    <w:tblPr>
+      <w:tblInd w:w="0" w:type="dxa"/>
+      <w:tblCellMar>
+        <w:top w:w="0" w:type="dxa"/>
+        <w:left w:w="108" w:type="dxa"/>
+        <w:bottom w:w="0" w:type="dxa"/>
+        <w:right w:w="108" w:type="dxa"/>
+      </w:tblCellMar>
+    </w:tblPr>
+  </w:style>
+  <w:style w:type="numbering" w:default="1" w:styleId="a2">
+    <w:name w:val="No List"/>
+    <w:uiPriority w:val="99"/>
+    <w:semiHidden/>
+    <w:unhideWhenUsed/>
+  </w:style>
+  <w:style w:type="character" w:customStyle="1" w:styleId="10">
+    <w:name w:val="Заголовок 1 Знак"/>
+    <w:basedOn w:val="a0"/>
+    <w:link w:val="1"/>
+    <w:uiPriority w:val="9"/>
+    <w:rsid w:val="00EA661E"/>
+    <w:rPr>
+      <w:rFonts w:ascii="Times New Roman" w:eastAsiaTheme="majorEastAsia" w:hAnsi="Times New Roman" w:cstheme="majorBidi"/>
+      <w:bCs/>
+      <w:color w:val="000000" w:themeColor="text1"/>
+      <w:sz w:val="28"/>
+      <w:szCs w:val="28"/>
+    </w:rPr>
+  </w:style>
+  <w:style w:type="paragraph" w:styleId="a3">
+    <w:name w:val="List Paragraph"/>
+    <w:basedOn w:val="a"/>
+    <w:uiPriority w:val="34"/>
+    <w:qFormat/>
+    <w:rsid w:val="00B7321F"/>
+    <w:pPr>
+      <w:ind w:left="720"/>
+      <w:contextualSpacing/>
+    </w:pPr>
+  </w:style>
+  <w:style w:type="character" w:styleId="a4">
+    <w:name w:val="Hyperlink"/>
+    <w:basedOn w:val="a0"/>
+    <w:uiPriority w:val="99"/>
+    <w:unhideWhenUsed/>
+    <w:rsid w:val="0064785F"/>
+    <w:rPr>
+      <w:color w:val="0000FF" w:themeColor="hyperlink"/>
+      <w:u w:val="single"/>
+    </w:rPr>
+  </w:style>
+  <w:style w:type="character" w:customStyle="1" w:styleId="20">
+    <w:name w:val="Заголовок 2 Знак"/>
+    <w:basedOn w:val="a0"/>
+    <w:link w:val="2"/>
+    <w:uiPriority w:val="9"/>
+    <w:semiHidden/>
+    <w:rsid w:val="0064785F"/>
+    <w:rPr>
+      <w:rFonts w:asciiTheme="majorHAnsi" w:eastAsiaTheme="majorEastAsia" w:hAnsiTheme="majorHAnsi" w:cstheme="majorBidi"/>
+      <w:b/>
+      <w:bCs/>
+      <w:color w:val="4F81BD" w:themeColor="accent1"/>
+      <w:sz w:val="26"/>
+      <w:szCs w:val="26"/>
+    </w:rPr>
+  </w:style>
+  <w:style w:type="paragraph" w:styleId="a5">
+    <w:name w:val="Normal (Web)"/>
+    <w:basedOn w:val="a"/>
+    <w:uiPriority w:val="99"/>
+    <w:unhideWhenUsed/>
+    <w:rsid w:val="0064785F"/>
+    <w:pPr>
+      <w:spacing w:before="100" w:beforeAutospacing="1" w:after="100" w:afterAutospacing="1" w:line="240" w:lineRule="auto"/>
+      <w:jc w:val="left"/>
+    </w:pPr>
+    <w:rPr>
+      <w:rFonts w:eastAsia="Times New Roman" w:cs="Times New Roman"/>
+      <w:sz w:val="24"/>
+      <w:szCs w:val="24"/>
+      <w:lang w:eastAsia="ru-RU"/>
+    </w:rPr>
+  </w:style>
+  <w:style w:type="paragraph" w:styleId="a6">
+    <w:name w:val="Balloon Text"/>
+    <w:basedOn w:val="a"/>
+    <w:link w:val="a7"/>
+    <w:uiPriority w:val="99"/>
+    <w:semiHidden/>
+    <w:unhideWhenUsed/>
+    <w:rsid w:val="0064785F"/>
+    <w:pPr>
+      <w:spacing w:after="0" w:line="240" w:lineRule="auto"/>
+    </w:pPr>
+    <w:rPr>
+      <w:rFonts w:ascii="Tahoma" w:hAnsi="Tahoma" w:cs="Tahoma"/>
+      <w:sz w:val="16"/>
+      <w:szCs w:val="16"/>
+    </w:rPr>
+  </w:style>
+  <w:style w:type="character" w:customStyle="1" w:styleId="a7">
+    <w:name w:val="Текст выноски Знак"/>
+    <w:basedOn w:val="a0"/>
+    <w:link w:val="a6"/>
+    <w:uiPriority w:val="99"/>
+    <w:semiHidden/>
+    <w:rsid w:val="0064785F"/>
+    <w:rPr>
+      <w:rFonts w:ascii="Tahoma" w:hAnsi="Tahoma" w:cs="Tahoma"/>
+      <w:sz w:val="16"/>
+      <w:szCs w:val="16"/>
     </w:rPr>
   </w:style>
 </w:styles>

--- a/Сайт с ивентами.docx
+++ b/Сайт с ивентами.docx
@@ -569,19 +569,7 @@
         <w:rPr>
           <w:rFonts w:cs="Times New Roman"/>
         </w:rPr>
-        <w:t>Нужно сделать</w:t>
-      </w:r>
-      <w:r>
-        <w:rPr>
-          <w:rFonts w:cs="Times New Roman"/>
-        </w:rPr>
-        <w:t xml:space="preserve"> к выступлению</w:t>
-      </w:r>
-      <w:r>
-        <w:rPr>
-          <w:rFonts w:cs="Times New Roman"/>
-        </w:rPr>
-        <w:t>:</w:t>
+        <w:t>Нужно сделать к выступлению:</w:t>
       </w:r>
     </w:p>
     <w:p>
@@ -617,7 +605,6 @@
         <w:ind w:firstLine="709"/>
         <w:rPr>
           <w:rFonts w:cs="Times New Roman"/>
-          <w:lang w:val="en-US"/>
         </w:rPr>
       </w:pPr>
       <w:r>
@@ -629,7 +616,6 @@
       <w:r>
         <w:rPr>
           <w:rFonts w:cs="Times New Roman"/>
-          <w:lang w:val="en-US"/>
         </w:rPr>
         <w:t>?</w:t>
       </w:r>
@@ -639,7 +625,6 @@
         <w:ind w:firstLine="709"/>
         <w:rPr>
           <w:rFonts w:cs="Times New Roman"/>
-          <w:lang w:val="en-US"/>
         </w:rPr>
       </w:pPr>
       <w:r>
@@ -651,7 +636,6 @@
       <w:r>
         <w:rPr>
           <w:rFonts w:cs="Times New Roman"/>
-          <w:lang w:val="en-US"/>
         </w:rPr>
         <w:t>?</w:t>
       </w:r>
@@ -672,7 +656,6 @@
       <w:r>
         <w:rPr>
           <w:rFonts w:cs="Times New Roman"/>
-          <w:lang w:val="en-US"/>
         </w:rPr>
         <w:t>?</w:t>
       </w:r>
@@ -716,7 +699,7 @@
         <w:ind w:firstLine="709"/>
         <w:rPr>
           <w:rFonts w:cs="Times New Roman"/>
-          <w:lang w:val="en-US"/>
+          <w:color w:val="548DD4" w:themeColor="text2" w:themeTint="99"/>
         </w:rPr>
       </w:pPr>
       <w:r>
@@ -730,6 +713,8 @@
           <w:rPr>
             <w:rStyle w:val="a4"/>
             <w:rFonts w:cs="Times New Roman"/>
+            <w:color w:val="7030A0"/>
+            <w:u w:val="none"/>
           </w:rPr>
           <w:t>https://docs.google.com/forms/d/e/1FAIpQLSfh4hCXajq34a8Vl29SWjHrxz-_JjMIU3NhYKTUQKHZwNVNhw/viewform?usp=publish-editor</w:t>
         </w:r>
@@ -740,7 +725,6 @@
         <w:ind w:firstLine="709"/>
         <w:rPr>
           <w:rFonts w:cs="Times New Roman"/>
-          <w:lang w:val="en-US"/>
         </w:rPr>
       </w:pPr>
       <w:proofErr w:type="spellStart"/>
@@ -757,16 +741,320 @@
         <w:ind w:firstLine="709"/>
         <w:rPr>
           <w:rFonts w:cs="Times New Roman"/>
-          <w:lang w:val="en-US"/>
-        </w:rPr>
-      </w:pPr>
-      <w:r>
-        <w:rPr>
-          <w:rFonts w:cs="Times New Roman"/>
-          <w:lang w:val="en-US"/>
-        </w:rPr>
-        <w:t>https://docs.google.com/forms/d/e/1FAIpQLSfhTHkDuxd6YOqoqObcPXKAuaSs58EHwYFkBI9IEltx18blAg/viewform?usp=publish-editor</w:t>
-      </w:r>
+          <w:color w:val="7030A0"/>
+        </w:rPr>
+      </w:pPr>
+      <w:hyperlink r:id="rId7" w:history="1">
+        <w:r>
+          <w:rPr>
+            <w:rStyle w:val="a4"/>
+            <w:rFonts w:cs="Times New Roman"/>
+            <w:color w:val="7030A0"/>
+            <w:u w:val="none"/>
+            <w:lang w:val="en-US"/>
+          </w:rPr>
+          <w:t>https</w:t>
+        </w:r>
+        <w:r>
+          <w:rPr>
+            <w:rStyle w:val="a4"/>
+            <w:rFonts w:cs="Times New Roman"/>
+            <w:color w:val="7030A0"/>
+            <w:u w:val="none"/>
+          </w:rPr>
+          <w:t>://</w:t>
+        </w:r>
+        <w:r>
+          <w:rPr>
+            <w:rStyle w:val="a4"/>
+            <w:rFonts w:cs="Times New Roman"/>
+            <w:color w:val="7030A0"/>
+            <w:u w:val="none"/>
+            <w:lang w:val="en-US"/>
+          </w:rPr>
+          <w:t>docs</w:t>
+        </w:r>
+        <w:r>
+          <w:rPr>
+            <w:rStyle w:val="a4"/>
+            <w:rFonts w:cs="Times New Roman"/>
+            <w:color w:val="7030A0"/>
+            <w:u w:val="none"/>
+          </w:rPr>
+          <w:t>.</w:t>
+        </w:r>
+        <w:r>
+          <w:rPr>
+            <w:rStyle w:val="a4"/>
+            <w:rFonts w:cs="Times New Roman"/>
+            <w:color w:val="7030A0"/>
+            <w:u w:val="none"/>
+            <w:lang w:val="en-US"/>
+          </w:rPr>
+          <w:t>google</w:t>
+        </w:r>
+        <w:r>
+          <w:rPr>
+            <w:rStyle w:val="a4"/>
+            <w:rFonts w:cs="Times New Roman"/>
+            <w:color w:val="7030A0"/>
+            <w:u w:val="none"/>
+          </w:rPr>
+          <w:t>.</w:t>
+        </w:r>
+        <w:r>
+          <w:rPr>
+            <w:rStyle w:val="a4"/>
+            <w:rFonts w:cs="Times New Roman"/>
+            <w:color w:val="7030A0"/>
+            <w:u w:val="none"/>
+            <w:lang w:val="en-US"/>
+          </w:rPr>
+          <w:t>com</w:t>
+        </w:r>
+        <w:r>
+          <w:rPr>
+            <w:rStyle w:val="a4"/>
+            <w:rFonts w:cs="Times New Roman"/>
+            <w:color w:val="7030A0"/>
+            <w:u w:val="none"/>
+          </w:rPr>
+          <w:t>/</w:t>
+        </w:r>
+        <w:r>
+          <w:rPr>
+            <w:rStyle w:val="a4"/>
+            <w:rFonts w:cs="Times New Roman"/>
+            <w:color w:val="7030A0"/>
+            <w:u w:val="none"/>
+            <w:lang w:val="en-US"/>
+          </w:rPr>
+          <w:t>forms</w:t>
+        </w:r>
+        <w:r>
+          <w:rPr>
+            <w:rStyle w:val="a4"/>
+            <w:rFonts w:cs="Times New Roman"/>
+            <w:color w:val="7030A0"/>
+            <w:u w:val="none"/>
+          </w:rPr>
+          <w:t>/</w:t>
+        </w:r>
+        <w:r>
+          <w:rPr>
+            <w:rStyle w:val="a4"/>
+            <w:rFonts w:cs="Times New Roman"/>
+            <w:color w:val="7030A0"/>
+            <w:u w:val="none"/>
+            <w:lang w:val="en-US"/>
+          </w:rPr>
+          <w:t>d</w:t>
+        </w:r>
+        <w:r>
+          <w:rPr>
+            <w:rStyle w:val="a4"/>
+            <w:rFonts w:cs="Times New Roman"/>
+            <w:color w:val="7030A0"/>
+            <w:u w:val="none"/>
+          </w:rPr>
+          <w:t>/</w:t>
+        </w:r>
+        <w:r>
+          <w:rPr>
+            <w:rStyle w:val="a4"/>
+            <w:rFonts w:cs="Times New Roman"/>
+            <w:color w:val="7030A0"/>
+            <w:u w:val="none"/>
+            <w:lang w:val="en-US"/>
+          </w:rPr>
+          <w:t>e</w:t>
+        </w:r>
+        <w:r>
+          <w:rPr>
+            <w:rStyle w:val="a4"/>
+            <w:rFonts w:cs="Times New Roman"/>
+            <w:color w:val="7030A0"/>
+            <w:u w:val="none"/>
+          </w:rPr>
+          <w:t>/1</w:t>
+        </w:r>
+        <w:proofErr w:type="spellStart"/>
+        <w:r>
+          <w:rPr>
+            <w:rStyle w:val="a4"/>
+            <w:rFonts w:cs="Times New Roman"/>
+            <w:color w:val="7030A0"/>
+            <w:u w:val="none"/>
+            <w:lang w:val="en-US"/>
+          </w:rPr>
+          <w:t>FAIpQLSfhTHkDuxd</w:t>
+        </w:r>
+        <w:proofErr w:type="spellEnd"/>
+        <w:r>
+          <w:rPr>
+            <w:rStyle w:val="a4"/>
+            <w:rFonts w:cs="Times New Roman"/>
+            <w:color w:val="7030A0"/>
+            <w:u w:val="none"/>
+          </w:rPr>
+          <w:t>6</w:t>
+        </w:r>
+        <w:proofErr w:type="spellStart"/>
+        <w:r>
+          <w:rPr>
+            <w:rStyle w:val="a4"/>
+            <w:rFonts w:cs="Times New Roman"/>
+            <w:color w:val="7030A0"/>
+            <w:u w:val="none"/>
+            <w:lang w:val="en-US"/>
+          </w:rPr>
+          <w:t>YOqoqObcPXKAuaSs</w:t>
+        </w:r>
+        <w:proofErr w:type="spellEnd"/>
+        <w:r>
+          <w:rPr>
+            <w:rStyle w:val="a4"/>
+            <w:rFonts w:cs="Times New Roman"/>
+            <w:color w:val="7030A0"/>
+            <w:u w:val="none"/>
+          </w:rPr>
+          <w:t>58</w:t>
+        </w:r>
+        <w:proofErr w:type="spellStart"/>
+        <w:r>
+          <w:rPr>
+            <w:rStyle w:val="a4"/>
+            <w:rFonts w:cs="Times New Roman"/>
+            <w:color w:val="7030A0"/>
+            <w:u w:val="none"/>
+            <w:lang w:val="en-US"/>
+          </w:rPr>
+          <w:t>EHwYFkBI</w:t>
+        </w:r>
+        <w:proofErr w:type="spellEnd"/>
+        <w:r>
+          <w:rPr>
+            <w:rStyle w:val="a4"/>
+            <w:rFonts w:cs="Times New Roman"/>
+            <w:color w:val="7030A0"/>
+            <w:u w:val="none"/>
+          </w:rPr>
+          <w:t>9</w:t>
+        </w:r>
+        <w:proofErr w:type="spellStart"/>
+        <w:r>
+          <w:rPr>
+            <w:rStyle w:val="a4"/>
+            <w:rFonts w:cs="Times New Roman"/>
+            <w:color w:val="7030A0"/>
+            <w:u w:val="none"/>
+            <w:lang w:val="en-US"/>
+          </w:rPr>
+          <w:t>IEltx</w:t>
+        </w:r>
+        <w:proofErr w:type="spellEnd"/>
+        <w:r>
+          <w:rPr>
+            <w:rStyle w:val="a4"/>
+            <w:rFonts w:cs="Times New Roman"/>
+            <w:color w:val="7030A0"/>
+            <w:u w:val="none"/>
+          </w:rPr>
+          <w:t>18</w:t>
+        </w:r>
+        <w:proofErr w:type="spellStart"/>
+        <w:r>
+          <w:rPr>
+            <w:rStyle w:val="a4"/>
+            <w:rFonts w:cs="Times New Roman"/>
+            <w:color w:val="7030A0"/>
+            <w:u w:val="none"/>
+            <w:lang w:val="en-US"/>
+          </w:rPr>
+          <w:t>blAg</w:t>
+        </w:r>
+        <w:proofErr w:type="spellEnd"/>
+        <w:r>
+          <w:rPr>
+            <w:rStyle w:val="a4"/>
+            <w:rFonts w:cs="Times New Roman"/>
+            <w:color w:val="7030A0"/>
+            <w:u w:val="none"/>
+          </w:rPr>
+          <w:t>/</w:t>
+        </w:r>
+        <w:proofErr w:type="spellStart"/>
+        <w:r>
+          <w:rPr>
+            <w:rStyle w:val="a4"/>
+            <w:rFonts w:cs="Times New Roman"/>
+            <w:color w:val="7030A0"/>
+            <w:u w:val="none"/>
+            <w:lang w:val="en-US"/>
+          </w:rPr>
+          <w:t>viewform</w:t>
+        </w:r>
+        <w:proofErr w:type="spellEnd"/>
+        <w:r>
+          <w:rPr>
+            <w:rStyle w:val="a4"/>
+            <w:rFonts w:cs="Times New Roman"/>
+            <w:color w:val="7030A0"/>
+            <w:u w:val="none"/>
+          </w:rPr>
+          <w:t>?</w:t>
+        </w:r>
+        <w:proofErr w:type="spellStart"/>
+        <w:r>
+          <w:rPr>
+            <w:rStyle w:val="a4"/>
+            <w:rFonts w:cs="Times New Roman"/>
+            <w:color w:val="7030A0"/>
+            <w:u w:val="none"/>
+            <w:lang w:val="en-US"/>
+          </w:rPr>
+          <w:t>usp</w:t>
+        </w:r>
+        <w:proofErr w:type="spellEnd"/>
+        <w:r>
+          <w:rPr>
+            <w:rStyle w:val="a4"/>
+            <w:rFonts w:cs="Times New Roman"/>
+            <w:color w:val="7030A0"/>
+            <w:u w:val="none"/>
+          </w:rPr>
+          <w:t>=</w:t>
+        </w:r>
+        <w:r>
+          <w:rPr>
+            <w:rStyle w:val="a4"/>
+            <w:rFonts w:cs="Times New Roman"/>
+            <w:color w:val="7030A0"/>
+            <w:u w:val="none"/>
+            <w:lang w:val="en-US"/>
+          </w:rPr>
+          <w:t>publish</w:t>
+        </w:r>
+        <w:r>
+          <w:rPr>
+            <w:rStyle w:val="a4"/>
+            <w:rFonts w:cs="Times New Roman"/>
+            <w:color w:val="7030A0"/>
+            <w:u w:val="none"/>
+          </w:rPr>
+          <w:t>-</w:t>
+        </w:r>
+        <w:r>
+          <w:rPr>
+            <w:rStyle w:val="a4"/>
+            <w:rFonts w:cs="Times New Roman"/>
+            <w:color w:val="7030A0"/>
+            <w:u w:val="none"/>
+            <w:lang w:val="en-US"/>
+          </w:rPr>
+          <w:t>editor</w:t>
+        </w:r>
+      </w:hyperlink>
     </w:p>
     <w:p>
       <w:pPr>
@@ -779,29 +1067,65 @@
       <w:r>
         <w:rPr>
           <w:rFonts w:cs="Times New Roman"/>
+        </w:rPr>
+        <w:br w:type="page"/>
+      </w:r>
+    </w:p>
+    <w:p>
+      <w:pPr>
+        <w:ind w:firstLine="709"/>
+        <w:rPr>
+          <w:rFonts w:cs="Times New Roman"/>
+        </w:rPr>
+      </w:pPr>
+      <w:r>
+        <w:rPr>
+          <w:rFonts w:cs="Times New Roman"/>
+        </w:rPr>
+        <w:lastRenderedPageBreak/>
+        <w:t>Ответы на вопросы</w:t>
+      </w:r>
+      <w:r>
+        <w:rPr>
+          <w:rFonts w:cs="Times New Roman"/>
           <w:lang w:val="en-US"/>
         </w:rPr>
-        <w:br w:type="page"/>
-      </w:r>
-    </w:p>
-    <w:p>
-      <w:pPr>
-        <w:pStyle w:val="2"/>
+        <w:t>:</w:t>
+      </w:r>
+    </w:p>
+    <w:p>
+      <w:pPr>
+        <w:pStyle w:val="3"/>
         <w:ind w:firstLine="851"/>
         <w:rPr>
+          <w:rFonts w:ascii="Times New Roman" w:hAnsi="Times New Roman" w:cs="Times New Roman"/>
           <w:color w:val="auto"/>
-          <w:sz w:val="28"/>
-          <w:szCs w:val="28"/>
-        </w:rPr>
-      </w:pPr>
-      <w:r>
-        <w:rPr>
+          <w:szCs w:val="28"/>
+        </w:rPr>
+      </w:pPr>
+      <w:r>
+        <w:rPr>
+          <w:rFonts w:ascii="Times New Roman" w:hAnsi="Times New Roman" w:cs="Times New Roman"/>
           <w:color w:val="auto"/>
-          <w:sz w:val="28"/>
-          <w:szCs w:val="28"/>
-        </w:rPr>
-        <w:lastRenderedPageBreak/>
-        <w:t xml:space="preserve"> «Мне есть с кем пойти»</w:t>
+          <w:szCs w:val="28"/>
+        </w:rPr>
+        <w:t xml:space="preserve">1. Что </w:t>
+      </w:r>
+      <w:r>
+        <w:rPr>
+          <w:rFonts w:ascii="Times New Roman" w:hAnsi="Times New Roman" w:cs="Times New Roman"/>
+          <w:color w:val="auto"/>
+          <w:szCs w:val="28"/>
+        </w:rPr>
+        <w:t>планируется реализовать</w:t>
+      </w:r>
+      <w:r>
+        <w:rPr>
+          <w:rFonts w:ascii="Times New Roman" w:hAnsi="Times New Roman" w:cs="Times New Roman"/>
+          <w:color w:val="auto"/>
+          <w:szCs w:val="28"/>
+        </w:rPr>
+        <w:t>?</w:t>
       </w:r>
     </w:p>
     <w:p>
@@ -820,8 +1144,52 @@
           <w:sz w:val="28"/>
           <w:szCs w:val="28"/>
         </w:rPr>
-        <w:t>Не просто искать людей по интересам, а находить компанию на конкретное мероприятие.</w:t>
-      </w:r>
+        <w:t>Планируется с</w:t>
+      </w:r>
+      <w:r>
+        <w:rPr>
+          <w:sz w:val="28"/>
+          <w:szCs w:val="28"/>
+        </w:rPr>
+        <w:t>оздать веб-платформу, объединяющую афишу университетских мероприятий, подбор команды по интересам и анкетам, а также возможность объединяться в группы для совместного участия в событиях. Дополнительно платформа будет предоставлять студенческому совету инструменты для сбора обратной связи после мероприятий и изучения общих мнений и предложений студентов с автоматизированным формированием аналитических отчётов.</w:t>
+      </w:r>
+    </w:p>
+    <w:p>
+      <w:pPr>
+        <w:pStyle w:val="3"/>
+        <w:ind w:firstLine="851"/>
+        <w:rPr>
+          <w:rFonts w:ascii="Times New Roman" w:hAnsi="Times New Roman" w:cs="Times New Roman"/>
+          <w:color w:val="auto"/>
+          <w:szCs w:val="28"/>
+        </w:rPr>
+      </w:pPr>
+      <w:r>
+        <w:rPr>
+          <w:rFonts w:ascii="Times New Roman" w:hAnsi="Times New Roman" w:cs="Times New Roman"/>
+          <w:color w:val="auto"/>
+          <w:szCs w:val="28"/>
+        </w:rPr>
+        <w:t>2. С кем интегрир</w:t>
+      </w:r>
+      <w:r>
+        <w:rPr>
+          <w:rFonts w:ascii="Times New Roman" w:hAnsi="Times New Roman" w:cs="Times New Roman"/>
+          <w:color w:val="auto"/>
+          <w:szCs w:val="28"/>
+        </w:rPr>
+        <w:t>оваться</w:t>
+      </w:r>
+      <w:r>
+        <w:rPr>
+          <w:rFonts w:ascii="Times New Roman" w:hAnsi="Times New Roman" w:cs="Times New Roman"/>
+          <w:color w:val="auto"/>
+          <w:szCs w:val="28"/>
+        </w:rPr>
+        <w:t>?</w:t>
+      </w:r>
+      <w:bookmarkStart w:id="0" w:name="_GoBack"/>
+      <w:bookmarkEnd w:id="0"/>
     </w:p>
     <w:p>
       <w:pPr>
@@ -839,7 +1207,26 @@
           <w:sz w:val="28"/>
           <w:szCs w:val="28"/>
         </w:rPr>
-        <w:t>Как работает: студент находит мероприятие, нажимает «Хочу пойти, ищу компанию», выбирает подходящих людей или небольшую группу. Можно заранее создать общий чат и договориться встретиться у входа.</w:t>
+        <w:t>Основными партнёрами проекта станут студенческий совет, администрация университета, студенческие объединения, клубы по интересам и организаторы университетских мероприятий. В дальнейшем планируется интеграция с университетской системой авторизации, официальным календарём событий и корпоративной почтой для подтверждения принадлежности пользователей к университету и отправки уведомлений.</w:t>
+      </w:r>
+    </w:p>
+    <w:p>
+      <w:pPr>
+        <w:pStyle w:val="3"/>
+        <w:ind w:firstLine="851"/>
+        <w:rPr>
+          <w:rFonts w:ascii="Times New Roman" w:hAnsi="Times New Roman" w:cs="Times New Roman"/>
+          <w:color w:val="auto"/>
+          <w:szCs w:val="28"/>
+        </w:rPr>
+      </w:pPr>
+      <w:r>
+        <w:rPr>
+          <w:rFonts w:ascii="Times New Roman" w:hAnsi="Times New Roman" w:cs="Times New Roman"/>
+          <w:color w:val="auto"/>
+          <w:szCs w:val="28"/>
+        </w:rPr>
+        <w:t>3. Какой формат взаимодействия?</w:t>
       </w:r>
     </w:p>
     <w:p>
@@ -858,7 +1245,43 @@
           <w:sz w:val="28"/>
           <w:szCs w:val="28"/>
         </w:rPr>
-        <w:t>Какую проблему решает: «Мне интересно это мероприятие, но одному идти неловко, а друзья не хотят».</w:t>
+        <w:t xml:space="preserve">Взаимодействие будет осуществляться через веб-платформу с авторизацией по университетской почте или аккаунту и отдельными возможностями для студентов, организаторов и студенческого совета. Студенты смогут находить мероприятия, заполнять анкеты интересов, создавать группы и присоединяться к ним, а публикация новых событий будет доступна </w:t>
+      </w:r>
+      <w:proofErr w:type="spellStart"/>
+      <w:r>
+        <w:rPr>
+          <w:sz w:val="28"/>
+          <w:szCs w:val="28"/>
+        </w:rPr>
+        <w:t>студсовету</w:t>
+      </w:r>
+      <w:proofErr w:type="spellEnd"/>
+      <w:r>
+        <w:rPr>
+          <w:sz w:val="28"/>
+          <w:szCs w:val="28"/>
+        </w:rPr>
+        <w:t xml:space="preserve"> и подтверждённым организаторам; после мероприятий участники смогут оставлять отзывы, а также направлять предложения по улучшению университетской жизни.</w:t>
+      </w:r>
+    </w:p>
+    <w:p>
+      <w:pPr>
+        <w:pStyle w:val="3"/>
+        <w:ind w:firstLine="851"/>
+        <w:rPr>
+          <w:rFonts w:ascii="Times New Roman" w:hAnsi="Times New Roman" w:cs="Times New Roman"/>
+          <w:color w:val="auto"/>
+          <w:szCs w:val="28"/>
+        </w:rPr>
+      </w:pPr>
+      <w:r>
+        <w:rPr>
+          <w:rFonts w:ascii="Times New Roman" w:hAnsi="Times New Roman" w:cs="Times New Roman"/>
+          <w:color w:val="auto"/>
+          <w:szCs w:val="28"/>
+        </w:rPr>
+        <w:lastRenderedPageBreak/>
+        <w:t>4. Как сделать удобство для студенческого совета?</w:t>
       </w:r>
     </w:p>
     <w:p>
@@ -877,39 +1300,26 @@
           <w:sz w:val="28"/>
           <w:szCs w:val="28"/>
         </w:rPr>
-        <w:t xml:space="preserve">Почему это лучше обычного </w:t>
-      </w:r>
-      <w:proofErr w:type="spellStart"/>
-      <w:r>
-        <w:rPr>
-          <w:sz w:val="28"/>
-          <w:szCs w:val="28"/>
-        </w:rPr>
-        <w:t>Tinder</w:t>
-      </w:r>
-      <w:proofErr w:type="spellEnd"/>
-      <w:r>
-        <w:rPr>
-          <w:sz w:val="28"/>
-          <w:szCs w:val="28"/>
-        </w:rPr>
-        <w:t xml:space="preserve">-подобного </w:t>
-      </w:r>
-      <w:proofErr w:type="spellStart"/>
-      <w:r>
-        <w:rPr>
-          <w:sz w:val="28"/>
-          <w:szCs w:val="28"/>
-        </w:rPr>
-        <w:t>свайпа</w:t>
-      </w:r>
-      <w:proofErr w:type="spellEnd"/>
-      <w:r>
-        <w:rPr>
-          <w:sz w:val="28"/>
-          <w:szCs w:val="28"/>
-        </w:rPr>
-        <w:t>: у знакомства сразу есть повод, место и общая цель. Не нужно придумывать, о чём написать незнакомцу.</w:t>
+        <w:t>Для студенческого совета будет предусмотрена единая административная панель, позволяющая публиковать мероприятия, запускать опросы, собирать отзывы и отслеживать активность участников. Система сможет автоматически обрабатывать ответы, показывать ключевые показатели и повторяющиеся предложения студентов, визуализировать результаты и формировать отчёты, сокращая ручную работу и помогая принимать решения на основе обратной связи.</w:t>
+      </w:r>
+    </w:p>
+    <w:p>
+      <w:pPr>
+        <w:pStyle w:val="3"/>
+        <w:ind w:firstLine="851"/>
+        <w:rPr>
+          <w:rFonts w:ascii="Times New Roman" w:hAnsi="Times New Roman" w:cs="Times New Roman"/>
+          <w:color w:val="auto"/>
+          <w:szCs w:val="28"/>
+        </w:rPr>
+      </w:pPr>
+      <w:r>
+        <w:rPr>
+          <w:rFonts w:ascii="Times New Roman" w:hAnsi="Times New Roman" w:cs="Times New Roman"/>
+          <w:color w:val="auto"/>
+          <w:szCs w:val="28"/>
+        </w:rPr>
+        <w:t>5. Возможные риски</w:t>
       </w:r>
     </w:p>
     <w:p>
@@ -918,49 +1328,73 @@
         <w:spacing w:line="360" w:lineRule="auto"/>
         <w:ind w:firstLine="851"/>
         <w:jc w:val="both"/>
-        <w:rPr>
-          <w:sz w:val="28"/>
-          <w:szCs w:val="28"/>
-        </w:rPr>
-      </w:pPr>
-      <w:r>
-        <w:rPr>
-          <w:sz w:val="28"/>
-          <w:szCs w:val="28"/>
-        </w:rPr>
-        <w:t xml:space="preserve">Риск: похожие концепции уже существуют. Например, </w:t>
-      </w:r>
-      <w:proofErr w:type="spellStart"/>
-      <w:r>
-        <w:rPr>
-          <w:sz w:val="28"/>
-          <w:szCs w:val="28"/>
-        </w:rPr>
-        <w:t>Klik</w:t>
-      </w:r>
-      <w:proofErr w:type="spellEnd"/>
-      <w:r>
-        <w:rPr>
-          <w:sz w:val="28"/>
-          <w:szCs w:val="28"/>
-        </w:rPr>
-        <w:t xml:space="preserve"> объединяет поиск мероприятий с поиском людей для совместного посещения, а студенческий проект </w:t>
-      </w:r>
-      <w:proofErr w:type="spellStart"/>
-      <w:r>
-        <w:rPr>
-          <w:sz w:val="28"/>
-          <w:szCs w:val="28"/>
-        </w:rPr>
-        <w:t>Meet</w:t>
-      </w:r>
-      <w:proofErr w:type="spellEnd"/>
-      <w:r>
-        <w:rPr>
-          <w:sz w:val="28"/>
-          <w:szCs w:val="28"/>
-        </w:rPr>
-        <w:t xml:space="preserve">! также делает акцент на том, чтобы не приходить одному. </w:t>
+      </w:pPr>
+      <w:r>
+        <w:rPr>
+          <w:sz w:val="28"/>
+          <w:szCs w:val="28"/>
+        </w:rPr>
+        <w:t xml:space="preserve">Основные риски проекта </w:t>
+      </w:r>
+      <w:r>
+        <w:rPr>
+          <w:sz w:val="28"/>
+          <w:szCs w:val="28"/>
+        </w:rPr>
+        <w:t>–</w:t>
+      </w:r>
+      <w:r>
+        <w:rPr>
+          <w:sz w:val="28"/>
+          <w:szCs w:val="28"/>
+        </w:rPr>
+        <w:t xml:space="preserve"> низкая активность студентов и организаторов на старте, недостаточное количество мероприятий, нежелание пользователей оставлять отзывы, а также сложности интеграции с внутренними системами университета. Дополнительное внимание потребуется уделить защите персональных данных, достоверности результатов опросов и затратам на разработку; для снижения рисков предлагается начать с минимально жизнеспособной версии платформы (MVP), протестировать её совместно со студенческим советом одного университета и постепенно внедрять дополнительные функции на основе отзывов пользователей</w:t>
+      </w:r>
+      <w:r>
+        <w:t>.</w:t>
+      </w:r>
+    </w:p>
+    <w:p>
+      <w:pPr>
+        <w:ind w:firstLine="709"/>
+        <w:rPr>
+          <w:rFonts w:cs="Times New Roman"/>
+        </w:rPr>
+      </w:pPr>
+    </w:p>
+    <w:p>
+      <w:pPr>
+        <w:spacing w:line="276" w:lineRule="auto"/>
+        <w:jc w:val="left"/>
+        <w:rPr>
+          <w:rFonts w:cs="Times New Roman"/>
+        </w:rPr>
+      </w:pPr>
+      <w:r>
+        <w:rPr>
+          <w:rFonts w:cs="Times New Roman"/>
+        </w:rPr>
+        <w:br w:type="page"/>
+      </w:r>
+    </w:p>
+    <w:p>
+      <w:pPr>
+        <w:pStyle w:val="2"/>
+        <w:ind w:firstLine="851"/>
+        <w:rPr>
+          <w:color w:val="auto"/>
+          <w:sz w:val="28"/>
+          <w:szCs w:val="28"/>
+        </w:rPr>
+      </w:pPr>
+      <w:r>
+        <w:rPr>
+          <w:color w:val="auto"/>
+          <w:sz w:val="28"/>
+          <w:szCs w:val="28"/>
+        </w:rPr>
+        <w:lastRenderedPageBreak/>
+        <w:t xml:space="preserve"> «Мне есть с кем пойти»</w:t>
       </w:r>
     </w:p>
     <w:p>
@@ -979,7 +1413,7 @@
           <w:sz w:val="28"/>
           <w:szCs w:val="28"/>
         </w:rPr>
-        <w:t>Поэтому преимущество должно быть не в самой функции, а в том, насколько хорошо она работает именно внутри вашего вуза.</w:t>
+        <w:t>Не просто искать людей по интересам, а находить компанию на конкретное мероприятие.</w:t>
       </w:r>
     </w:p>
     <w:p>
@@ -998,6 +1432,165 @@
           <w:sz w:val="28"/>
           <w:szCs w:val="28"/>
         </w:rPr>
+        <w:t>Как работает: студент находит мероприятие, нажимает «Хочу пойти, ищу компанию», выбирает подходящих людей или небольшую группу. Можно заранее создать общий чат и договориться встретиться у входа.</w:t>
+      </w:r>
+    </w:p>
+    <w:p>
+      <w:pPr>
+        <w:pStyle w:val="a5"/>
+        <w:spacing w:line="360" w:lineRule="auto"/>
+        <w:ind w:firstLine="851"/>
+        <w:jc w:val="both"/>
+        <w:rPr>
+          <w:sz w:val="28"/>
+          <w:szCs w:val="28"/>
+        </w:rPr>
+      </w:pPr>
+      <w:r>
+        <w:rPr>
+          <w:sz w:val="28"/>
+          <w:szCs w:val="28"/>
+        </w:rPr>
+        <w:t>Какую проблему решает: «Мне интересно это мероприятие, но одному идти неловко, а друзья не хотят».</w:t>
+      </w:r>
+    </w:p>
+    <w:p>
+      <w:pPr>
+        <w:pStyle w:val="a5"/>
+        <w:spacing w:line="360" w:lineRule="auto"/>
+        <w:ind w:firstLine="851"/>
+        <w:jc w:val="both"/>
+        <w:rPr>
+          <w:sz w:val="28"/>
+          <w:szCs w:val="28"/>
+        </w:rPr>
+      </w:pPr>
+      <w:r>
+        <w:rPr>
+          <w:sz w:val="28"/>
+          <w:szCs w:val="28"/>
+        </w:rPr>
+        <w:t xml:space="preserve">Почему это лучше обычного </w:t>
+      </w:r>
+      <w:proofErr w:type="spellStart"/>
+      <w:r>
+        <w:rPr>
+          <w:sz w:val="28"/>
+          <w:szCs w:val="28"/>
+        </w:rPr>
+        <w:t>Tinder</w:t>
+      </w:r>
+      <w:proofErr w:type="spellEnd"/>
+      <w:r>
+        <w:rPr>
+          <w:sz w:val="28"/>
+          <w:szCs w:val="28"/>
+        </w:rPr>
+        <w:t xml:space="preserve">-подобного </w:t>
+      </w:r>
+      <w:proofErr w:type="spellStart"/>
+      <w:r>
+        <w:rPr>
+          <w:sz w:val="28"/>
+          <w:szCs w:val="28"/>
+        </w:rPr>
+        <w:t>свайпа</w:t>
+      </w:r>
+      <w:proofErr w:type="spellEnd"/>
+      <w:r>
+        <w:rPr>
+          <w:sz w:val="28"/>
+          <w:szCs w:val="28"/>
+        </w:rPr>
+        <w:t>: у знакомства сразу есть повод, место и общая цель. Не нужно придумывать, о чём написать незнакомцу.</w:t>
+      </w:r>
+    </w:p>
+    <w:p>
+      <w:pPr>
+        <w:pStyle w:val="a5"/>
+        <w:spacing w:line="360" w:lineRule="auto"/>
+        <w:ind w:firstLine="851"/>
+        <w:jc w:val="both"/>
+        <w:rPr>
+          <w:sz w:val="28"/>
+          <w:szCs w:val="28"/>
+        </w:rPr>
+      </w:pPr>
+      <w:r>
+        <w:rPr>
+          <w:sz w:val="28"/>
+          <w:szCs w:val="28"/>
+        </w:rPr>
+        <w:t xml:space="preserve">Риск: похожие концепции уже существуют. Например, </w:t>
+      </w:r>
+      <w:proofErr w:type="spellStart"/>
+      <w:r>
+        <w:rPr>
+          <w:sz w:val="28"/>
+          <w:szCs w:val="28"/>
+        </w:rPr>
+        <w:t>Klik</w:t>
+      </w:r>
+      <w:proofErr w:type="spellEnd"/>
+      <w:r>
+        <w:rPr>
+          <w:sz w:val="28"/>
+          <w:szCs w:val="28"/>
+        </w:rPr>
+        <w:t xml:space="preserve"> объединяет поиск мероприятий с поиском людей для совместного посещения, а студенческий проект </w:t>
+      </w:r>
+      <w:proofErr w:type="spellStart"/>
+      <w:r>
+        <w:rPr>
+          <w:sz w:val="28"/>
+          <w:szCs w:val="28"/>
+        </w:rPr>
+        <w:t>Meet</w:t>
+      </w:r>
+      <w:proofErr w:type="spellEnd"/>
+      <w:r>
+        <w:rPr>
+          <w:sz w:val="28"/>
+          <w:szCs w:val="28"/>
+        </w:rPr>
+        <w:t xml:space="preserve">! также делает акцент на том, чтобы не приходить одному. </w:t>
+      </w:r>
+    </w:p>
+    <w:p>
+      <w:pPr>
+        <w:pStyle w:val="a5"/>
+        <w:spacing w:line="360" w:lineRule="auto"/>
+        <w:ind w:firstLine="851"/>
+        <w:jc w:val="both"/>
+        <w:rPr>
+          <w:sz w:val="28"/>
+          <w:szCs w:val="28"/>
+        </w:rPr>
+      </w:pPr>
+      <w:r>
+        <w:rPr>
+          <w:sz w:val="28"/>
+          <w:szCs w:val="28"/>
+        </w:rPr>
+        <w:t>Поэтому преимущество должно быть не в самой функции, а в том, насколько хорошо она работает именно внутри вашего вуза.</w:t>
+      </w:r>
+    </w:p>
+    <w:p>
+      <w:pPr>
+        <w:pStyle w:val="a5"/>
+        <w:spacing w:line="360" w:lineRule="auto"/>
+        <w:ind w:firstLine="851"/>
+        <w:jc w:val="both"/>
+        <w:rPr>
+          <w:sz w:val="28"/>
+          <w:szCs w:val="28"/>
+        </w:rPr>
+      </w:pPr>
+      <w:r>
+        <w:rPr>
+          <w:sz w:val="28"/>
+          <w:szCs w:val="28"/>
+        </w:rPr>
         <w:t xml:space="preserve">Ну и </w:t>
       </w:r>
       <w:proofErr w:type="spellStart"/>
@@ -1014,10 +1607,24 @@
           <w:sz w:val="28"/>
           <w:szCs w:val="28"/>
         </w:rPr>
-        <w:t xml:space="preserve"> отчетность для студсовета.</w:t>
-      </w:r>
-      <w:bookmarkStart w:id="0" w:name="_GoBack"/>
-      <w:bookmarkEnd w:id="0"/>
+        <w:t xml:space="preserve"> отчетность для </w:t>
+      </w:r>
+      <w:proofErr w:type="spellStart"/>
+      <w:r>
+        <w:rPr>
+          <w:sz w:val="28"/>
+          <w:szCs w:val="28"/>
+        </w:rPr>
+        <w:t>студсовета</w:t>
+      </w:r>
+      <w:proofErr w:type="spellEnd"/>
+      <w:r>
+        <w:rPr>
+          <w:sz w:val="28"/>
+          <w:szCs w:val="28"/>
+        </w:rPr>
+        <w:t>.</w:t>
+      </w:r>
     </w:p>
     <w:p>
       <w:pPr>
@@ -1045,24 +1652,16 @@
     </w:p>
     <w:p>
       <w:pPr>
-        <w:spacing w:line="276" w:lineRule="auto"/>
-        <w:jc w:val="left"/>
-        <w:rPr>
-          <w:rFonts w:cs="Times New Roman"/>
-        </w:rPr>
-      </w:pPr>
-    </w:p>
-    <w:p>
-      <w:pPr>
-        <w:ind w:firstLine="709"/>
-        <w:rPr>
-          <w:rFonts w:cs="Times New Roman"/>
-        </w:rPr>
-      </w:pPr>
-      <w:r>
-        <w:rPr>
-          <w:rFonts w:cs="Times New Roman"/>
-        </w:rPr>
+        <w:ind w:firstLine="709"/>
+        <w:rPr>
+          <w:rFonts w:cs="Times New Roman"/>
+        </w:rPr>
+      </w:pPr>
+      <w:r>
+        <w:rPr>
+          <w:rFonts w:cs="Times New Roman"/>
+        </w:rPr>
+        <w:lastRenderedPageBreak/>
         <w:t>1) Мы делаем продукт (какой продукт?). Например – кроссплатформенное приложение (1, 2 предложения о сути продукта).</w:t>
       </w:r>
     </w:p>
@@ -1104,6 +1703,13 @@
           <w:rFonts w:cs="Times New Roman"/>
         </w:rPr>
         <w:t>3) Постановка проблемы проекта.</w:t>
+      </w:r>
+      <w:r>
+        <w:rPr>
+          <w:rFonts w:cs="Times New Roman"/>
+          <w:lang w:val="en-US"/>
+        </w:rPr>
+        <w:t xml:space="preserve"> </w:t>
       </w:r>
     </w:p>
     <w:p>
@@ -1150,18 +1756,6 @@
     </w:p>
     <w:p>
       <w:pPr>
-        <w:pStyle w:val="a3"/>
-        <w:numPr>
-          <w:ilvl w:val="0"/>
-          <w:numId w:val="1"/>
-        </w:numPr>
-        <w:rPr>
-          <w:rFonts w:cs="Times New Roman"/>
-        </w:rPr>
-      </w:pPr>
-    </w:p>
-    <w:p>
-      <w:pPr>
         <w:ind w:firstLine="709"/>
         <w:rPr>
           <w:rFonts w:cs="Times New Roman"/>
@@ -1172,6 +1766,12 @@
           <w:rFonts w:cs="Times New Roman"/>
         </w:rPr>
         <w:t xml:space="preserve">4) </w:t>
+      </w:r>
+      <w:r>
+        <w:rPr>
+          <w:rFonts w:cs="Times New Roman"/>
+        </w:rPr>
+        <w:t>Технологии, за счет которых будет востребован проект (того, чего нет у других приложений).</w:t>
       </w:r>
     </w:p>
     <w:p>
@@ -1553,6 +2153,29 @@
       <w:szCs w:val="26"/>
     </w:rPr>
   </w:style>
+  <w:style w:type="paragraph" w:styleId="3">
+    <w:name w:val="heading 3"/>
+    <w:basedOn w:val="a"/>
+    <w:next w:val="a"/>
+    <w:link w:val="30"/>
+    <w:uiPriority w:val="9"/>
+    <w:semiHidden/>
+    <w:unhideWhenUsed/>
+    <w:qFormat/>
+    <w:rsid w:val="00713A50"/>
+    <w:pPr>
+      <w:keepNext/>
+      <w:keepLines/>
+      <w:spacing w:before="200" w:after="0"/>
+      <w:outlineLvl w:val="2"/>
+    </w:pPr>
+    <w:rPr>
+      <w:rFonts w:asciiTheme="majorHAnsi" w:eastAsiaTheme="majorEastAsia" w:hAnsiTheme="majorHAnsi" w:cstheme="majorBidi"/>
+      <w:b/>
+      <w:bCs/>
+      <w:color w:val="4F81BD" w:themeColor="accent1"/>
+    </w:rPr>
+  </w:style>
   <w:style w:type="character" w:default="1" w:styleId="a0">
     <w:name w:val="Default Paragraph Font"/>
     <w:uiPriority w:val="1"/>
@@ -1677,6 +2300,21 @@
       <w:rFonts w:ascii="Tahoma" w:hAnsi="Tahoma" w:cs="Tahoma"/>
       <w:sz w:val="16"/>
       <w:szCs w:val="16"/>
+    </w:rPr>
+  </w:style>
+  <w:style w:type="character" w:customStyle="1" w:styleId="30">
+    <w:name w:val="Заголовок 3 Знак"/>
+    <w:basedOn w:val="a0"/>
+    <w:link w:val="3"/>
+    <w:uiPriority w:val="9"/>
+    <w:semiHidden/>
+    <w:rsid w:val="00713A50"/>
+    <w:rPr>
+      <w:rFonts w:asciiTheme="majorHAnsi" w:eastAsiaTheme="majorEastAsia" w:hAnsiTheme="majorHAnsi" w:cstheme="majorBidi"/>
+      <w:b/>
+      <w:bCs/>
+      <w:color w:val="4F81BD" w:themeColor="accent1"/>
+      <w:sz w:val="28"/>
     </w:rPr>
   </w:style>
 </w:styles>
@@ -1898,6 +2536,29 @@
       <w:szCs w:val="26"/>
     </w:rPr>
   </w:style>
+  <w:style w:type="paragraph" w:styleId="3">
+    <w:name w:val="heading 3"/>
+    <w:basedOn w:val="a"/>
+    <w:next w:val="a"/>
+    <w:link w:val="30"/>
+    <w:uiPriority w:val="9"/>
+    <w:semiHidden/>
+    <w:unhideWhenUsed/>
+    <w:qFormat/>
+    <w:rsid w:val="00713A50"/>
+    <w:pPr>
+      <w:keepNext/>
+      <w:keepLines/>
+      <w:spacing w:before="200" w:after="0"/>
+      <w:outlineLvl w:val="2"/>
+    </w:pPr>
+    <w:rPr>
+      <w:rFonts w:asciiTheme="majorHAnsi" w:eastAsiaTheme="majorEastAsia" w:hAnsiTheme="majorHAnsi" w:cstheme="majorBidi"/>
+      <w:b/>
+      <w:bCs/>
+      <w:color w:val="4F81BD" w:themeColor="accent1"/>
+    </w:rPr>
+  </w:style>
   <w:style w:type="character" w:default="1" w:styleId="a0">
     <w:name w:val="Default Paragraph Font"/>
     <w:uiPriority w:val="1"/>
@@ -2022,6 +2683,21 @@
       <w:rFonts w:ascii="Tahoma" w:hAnsi="Tahoma" w:cs="Tahoma"/>
       <w:sz w:val="16"/>
       <w:szCs w:val="16"/>
+    </w:rPr>
+  </w:style>
+  <w:style w:type="character" w:customStyle="1" w:styleId="30">
+    <w:name w:val="Заголовок 3 Знак"/>
+    <w:basedOn w:val="a0"/>
+    <w:link w:val="3"/>
+    <w:uiPriority w:val="9"/>
+    <w:semiHidden/>
+    <w:rsid w:val="00713A50"/>
+    <w:rPr>
+      <w:rFonts w:asciiTheme="majorHAnsi" w:eastAsiaTheme="majorEastAsia" w:hAnsiTheme="majorHAnsi" w:cstheme="majorBidi"/>
+      <w:b/>
+      <w:bCs/>
+      <w:color w:val="4F81BD" w:themeColor="accent1"/>
+      <w:sz w:val="28"/>
     </w:rPr>
   </w:style>
 </w:styles>
